--- a/Capstone Project Phase A-25-1-D-8.docx
+++ b/Capstone Project Phase A-25-1-D-8.docx
@@ -248,43 +248,6 @@
     </w:p>
     <w:p>
       <w:pPr>
-        <w:jc w:val="both"/>
-      </w:pPr>
-    </w:p>
-    <w:p/>
-    <w:p>
-      <w:pPr>
-        <w:jc w:val="both"/>
-        <w:rPr>
-          <w:rFonts w:ascii="Times New Roman" w:eastAsia="Times New Roman" w:hAnsi="Times New Roman" w:cs="Times New Roman"/>
-          <w:sz w:val="24"/>
-          <w:szCs w:val="24"/>
-        </w:rPr>
-      </w:pPr>
-    </w:p>
-    <w:p>
-      <w:pPr>
-        <w:widowControl w:val="0"/>
-        <w:spacing w:line="240" w:lineRule="auto"/>
-        <w:rPr>
-          <w:rFonts w:ascii="Times New Roman" w:eastAsia="Times New Roman" w:hAnsi="Times New Roman" w:cs="Times New Roman"/>
-          <w:b/>
-          <w:sz w:val="32"/>
-          <w:szCs w:val="32"/>
-        </w:rPr>
-      </w:pPr>
-      <w:r>
-        <w:rPr>
-          <w:rFonts w:ascii="Times New Roman" w:eastAsia="Times New Roman" w:hAnsi="Times New Roman" w:cs="Times New Roman"/>
-          <w:b/>
-          <w:sz w:val="32"/>
-          <w:szCs w:val="32"/>
-        </w:rPr>
-        <w:t>Advisor:</w:t>
-      </w:r>
-    </w:p>
-    <w:p>
-      <w:pPr>
         <w:widowControl w:val="0"/>
         <w:spacing w:line="240" w:lineRule="auto"/>
         <w:rPr>
@@ -294,50 +257,163 @@
           <w:highlight w:val="white"/>
         </w:rPr>
       </w:pPr>
-      <w:r>
+    </w:p>
+    <w:p>
+      <w:pPr>
+        <w:widowControl w:val="0"/>
+        <w:spacing w:line="240" w:lineRule="auto"/>
         <w:rPr>
           <w:rFonts w:ascii="Times New Roman" w:eastAsia="Times New Roman" w:hAnsi="Times New Roman" w:cs="Times New Roman"/>
           <w:sz w:val="32"/>
           <w:szCs w:val="32"/>
           <w:highlight w:val="white"/>
         </w:rPr>
-        <w:t xml:space="preserve">Moshe </w:t>
-      </w:r>
-      <w:proofErr w:type="spellStart"/>
-      <w:r>
+      </w:pPr>
+    </w:p>
+    <w:p>
+      <w:pPr>
+        <w:widowControl w:val="0"/>
+        <w:spacing w:line="240" w:lineRule="auto"/>
+        <w:rPr>
+          <w:rFonts w:ascii="Times New Roman" w:eastAsia="Times New Roman" w:hAnsi="Times New Roman" w:cs="Times New Roman"/>
+          <w:b/>
+          <w:sz w:val="32"/>
+          <w:szCs w:val="32"/>
+        </w:rPr>
+      </w:pPr>
+      <w:r>
+        <w:rPr>
+          <w:rFonts w:ascii="Times New Roman" w:eastAsia="Times New Roman" w:hAnsi="Times New Roman" w:cs="Times New Roman"/>
+          <w:b/>
+          <w:sz w:val="32"/>
+          <w:szCs w:val="32"/>
+        </w:rPr>
+        <w:t>Team members:</w:t>
+      </w:r>
+    </w:p>
+    <w:p>
+      <w:pPr>
+        <w:widowControl w:val="0"/>
+        <w:spacing w:line="240" w:lineRule="auto"/>
+        <w:rPr>
+          <w:rFonts w:ascii="Times New Roman" w:eastAsia="Times New Roman" w:hAnsi="Times New Roman" w:cs="Times New Roman"/>
+          <w:sz w:val="32"/>
+          <w:szCs w:val="32"/>
+        </w:rPr>
+      </w:pPr>
+      <w:r>
+        <w:rPr>
+          <w:rFonts w:ascii="Times New Roman" w:eastAsia="Times New Roman" w:hAnsi="Times New Roman" w:cs="Times New Roman"/>
+          <w:sz w:val="32"/>
+          <w:szCs w:val="32"/>
+        </w:rPr>
+        <w:t>Abed Ellateef Zoabi</w:t>
+      </w:r>
+    </w:p>
+    <w:p>
+      <w:pPr>
+        <w:widowControl w:val="0"/>
+        <w:spacing w:line="240" w:lineRule="auto"/>
+        <w:rPr>
+          <w:rFonts w:ascii="Times New Roman" w:eastAsia="Times New Roman" w:hAnsi="Times New Roman" w:cs="Times New Roman"/>
+          <w:sz w:val="32"/>
+          <w:szCs w:val="32"/>
+        </w:rPr>
+      </w:pPr>
+      <w:r>
+        <w:rPr>
+          <w:rFonts w:ascii="Times New Roman" w:eastAsia="Times New Roman" w:hAnsi="Times New Roman" w:cs="Times New Roman"/>
+          <w:sz w:val="32"/>
+          <w:szCs w:val="32"/>
+        </w:rPr>
+        <w:t>Firas Amaria</w:t>
+      </w:r>
+    </w:p>
+    <w:p>
+      <w:pPr>
+        <w:widowControl w:val="0"/>
+        <w:spacing w:line="240" w:lineRule="auto"/>
+        <w:rPr>
+          <w:rFonts w:ascii="Times New Roman" w:eastAsia="Times New Roman" w:hAnsi="Times New Roman" w:cs="Times New Roman"/>
+          <w:sz w:val="32"/>
+          <w:szCs w:val="32"/>
+        </w:rPr>
+      </w:pPr>
+    </w:p>
+    <w:p>
+      <w:pPr>
+        <w:widowControl w:val="0"/>
+        <w:spacing w:line="240" w:lineRule="auto"/>
+        <w:rPr>
+          <w:rFonts w:ascii="Times New Roman" w:eastAsia="Times New Roman" w:hAnsi="Times New Roman" w:cs="Times New Roman"/>
+          <w:sz w:val="32"/>
+          <w:szCs w:val="32"/>
+        </w:rPr>
+      </w:pPr>
+    </w:p>
+    <w:p>
+      <w:pPr>
+        <w:widowControl w:val="0"/>
+        <w:spacing w:line="240" w:lineRule="auto"/>
+        <w:rPr>
+          <w:rFonts w:ascii="Times New Roman" w:eastAsia="Times New Roman" w:hAnsi="Times New Roman" w:cs="Times New Roman"/>
+          <w:sz w:val="32"/>
+          <w:szCs w:val="32"/>
+        </w:rPr>
+      </w:pPr>
+    </w:p>
+    <w:p>
+      <w:pPr>
+        <w:widowControl w:val="0"/>
+        <w:spacing w:line="240" w:lineRule="auto"/>
+        <w:rPr>
+          <w:rFonts w:ascii="Times New Roman" w:eastAsia="Times New Roman" w:hAnsi="Times New Roman" w:cs="Times New Roman"/>
+          <w:b/>
+          <w:sz w:val="32"/>
+          <w:szCs w:val="32"/>
+        </w:rPr>
+      </w:pPr>
+      <w:r>
+        <w:rPr>
+          <w:rFonts w:ascii="Times New Roman" w:eastAsia="Times New Roman" w:hAnsi="Times New Roman" w:cs="Times New Roman"/>
+          <w:b/>
+          <w:sz w:val="32"/>
+          <w:szCs w:val="32"/>
+        </w:rPr>
+        <w:t>Advisor:</w:t>
+      </w:r>
+    </w:p>
+    <w:p>
+      <w:pPr>
+        <w:widowControl w:val="0"/>
+        <w:spacing w:line="240" w:lineRule="auto"/>
         <w:rPr>
           <w:rFonts w:ascii="Times New Roman" w:eastAsia="Times New Roman" w:hAnsi="Times New Roman" w:cs="Times New Roman"/>
           <w:sz w:val="32"/>
           <w:szCs w:val="32"/>
           <w:highlight w:val="white"/>
         </w:rPr>
-        <w:t>Sulamy</w:t>
-      </w:r>
-      <w:proofErr w:type="spellEnd"/>
-    </w:p>
-    <w:p>
-      <w:pPr>
-        <w:widowControl w:val="0"/>
-        <w:spacing w:line="240" w:lineRule="auto"/>
+      </w:pPr>
+      <w:r>
         <w:rPr>
           <w:rFonts w:ascii="Times New Roman" w:eastAsia="Times New Roman" w:hAnsi="Times New Roman" w:cs="Times New Roman"/>
           <w:sz w:val="32"/>
           <w:szCs w:val="32"/>
           <w:highlight w:val="white"/>
         </w:rPr>
-      </w:pPr>
-    </w:p>
-    <w:p>
-      <w:pPr>
-        <w:widowControl w:val="0"/>
-        <w:spacing w:line="240" w:lineRule="auto"/>
+        <w:t xml:space="preserve">Moshe </w:t>
+      </w:r>
+      <w:proofErr w:type="spellStart"/>
+      <w:r>
         <w:rPr>
           <w:rFonts w:ascii="Times New Roman" w:eastAsia="Times New Roman" w:hAnsi="Times New Roman" w:cs="Times New Roman"/>
           <w:sz w:val="32"/>
           <w:szCs w:val="32"/>
           <w:highlight w:val="white"/>
         </w:rPr>
-      </w:pPr>
+        <w:t>Sulamy</w:t>
+      </w:r>
+      <w:proofErr w:type="spellEnd"/>
     </w:p>
     <w:p>
       <w:pPr>
@@ -345,76 +421,10 @@
         <w:spacing w:line="240" w:lineRule="auto"/>
         <w:rPr>
           <w:rFonts w:ascii="Times New Roman" w:eastAsia="Times New Roman" w:hAnsi="Times New Roman" w:cs="Times New Roman"/>
-          <w:b/>
           <w:sz w:val="32"/>
           <w:szCs w:val="32"/>
         </w:rPr>
       </w:pPr>
-      <w:r>
-        <w:rPr>
-          <w:rFonts w:ascii="Times New Roman" w:eastAsia="Times New Roman" w:hAnsi="Times New Roman" w:cs="Times New Roman"/>
-          <w:b/>
-          <w:sz w:val="32"/>
-          <w:szCs w:val="32"/>
-        </w:rPr>
-        <w:t>Team members:</w:t>
-      </w:r>
-    </w:p>
-    <w:p>
-      <w:pPr>
-        <w:widowControl w:val="0"/>
-        <w:spacing w:line="240" w:lineRule="auto"/>
-        <w:rPr>
-          <w:rFonts w:ascii="Times New Roman" w:eastAsia="Times New Roman" w:hAnsi="Times New Roman" w:cs="Times New Roman"/>
-          <w:sz w:val="32"/>
-          <w:szCs w:val="32"/>
-        </w:rPr>
-      </w:pPr>
-      <w:r>
-        <w:rPr>
-          <w:rFonts w:ascii="Times New Roman" w:eastAsia="Times New Roman" w:hAnsi="Times New Roman" w:cs="Times New Roman"/>
-          <w:sz w:val="32"/>
-          <w:szCs w:val="32"/>
-        </w:rPr>
-        <w:t xml:space="preserve">Abed </w:t>
-      </w:r>
-      <w:proofErr w:type="spellStart"/>
-      <w:r>
-        <w:rPr>
-          <w:rFonts w:ascii="Times New Roman" w:eastAsia="Times New Roman" w:hAnsi="Times New Roman" w:cs="Times New Roman"/>
-          <w:sz w:val="32"/>
-          <w:szCs w:val="32"/>
-        </w:rPr>
-        <w:t>Ellateef</w:t>
-      </w:r>
-      <w:proofErr w:type="spellEnd"/>
-      <w:r>
-        <w:rPr>
-          <w:rFonts w:ascii="Times New Roman" w:eastAsia="Times New Roman" w:hAnsi="Times New Roman" w:cs="Times New Roman"/>
-          <w:sz w:val="32"/>
-          <w:szCs w:val="32"/>
-        </w:rPr>
-        <w:t xml:space="preserve"> Zoabi</w:t>
-      </w:r>
-    </w:p>
-    <w:p>
-      <w:pPr>
-        <w:widowControl w:val="0"/>
-        <w:spacing w:line="240" w:lineRule="auto"/>
-        <w:rPr>
-          <w:rFonts w:ascii="Times New Roman" w:eastAsia="Times New Roman" w:hAnsi="Times New Roman" w:cs="Times New Roman"/>
-          <w:sz w:val="32"/>
-          <w:szCs w:val="32"/>
-        </w:rPr>
-      </w:pPr>
-      <w:r>
-        <w:rPr>
-          <w:rFonts w:ascii="Times New Roman" w:eastAsia="Times New Roman" w:hAnsi="Times New Roman" w:cs="Times New Roman"/>
-          <w:sz w:val="32"/>
-          <w:szCs w:val="32"/>
-        </w:rPr>
-        <w:t>Firas Amaria</w:t>
-      </w:r>
     </w:p>
     <w:p>
       <w:pPr>
@@ -465,7 +475,6 @@
           <w:sz w:val="36"/>
           <w:szCs w:val="36"/>
         </w:rPr>
-        <w:lastRenderedPageBreak/>
         <w:t>Contents</w:t>
       </w:r>
     </w:p>
@@ -566,16 +575,165 @@
           <w:szCs w:val="28"/>
         </w:rPr>
       </w:pPr>
-      <w:proofErr w:type="spellStart"/>
       <w:r>
         <w:rPr>
           <w:rFonts w:ascii="Times New Roman" w:eastAsia="Times New Roman" w:hAnsi="Times New Roman" w:cs="Times New Roman"/>
           <w:sz w:val="32"/>
           <w:szCs w:val="32"/>
         </w:rPr>
-        <w:t>Cryptris</w:t>
-      </w:r>
-      <w:proofErr w:type="spellEnd"/>
+        <w:t>C</w:t>
+      </w:r>
+      <w:r>
+        <w:rPr>
+          <w:rFonts w:ascii="Times New Roman" w:eastAsia="Times New Roman" w:hAnsi="Times New Roman" w:cs="Times New Roman"/>
+          <w:sz w:val="32"/>
+          <w:szCs w:val="32"/>
+        </w:rPr>
+        <w:t>ypher</w:t>
+      </w:r>
+    </w:p>
+    <w:p>
+      <w:pPr>
+        <w:numPr>
+          <w:ilvl w:val="1"/>
+          <w:numId w:val="2"/>
+        </w:numPr>
+        <w:rPr>
+          <w:rFonts w:ascii="Times New Roman" w:eastAsia="Times New Roman" w:hAnsi="Times New Roman" w:cs="Times New Roman"/>
+          <w:sz w:val="28"/>
+          <w:szCs w:val="28"/>
+        </w:rPr>
+      </w:pPr>
+      <w:r>
+        <w:rPr>
+          <w:rFonts w:ascii="Times New Roman" w:eastAsia="Times New Roman" w:hAnsi="Times New Roman" w:cs="Times New Roman"/>
+          <w:sz w:val="32"/>
+          <w:szCs w:val="32"/>
+        </w:rPr>
+        <w:t>Unity and Learning</w:t>
+      </w:r>
+    </w:p>
+    <w:p>
+      <w:pPr>
+        <w:numPr>
+          <w:ilvl w:val="1"/>
+          <w:numId w:val="2"/>
+        </w:numPr>
+        <w:rPr>
+          <w:rFonts w:ascii="Times New Roman" w:eastAsia="Times New Roman" w:hAnsi="Times New Roman" w:cs="Times New Roman"/>
+          <w:sz w:val="28"/>
+          <w:szCs w:val="28"/>
+        </w:rPr>
+      </w:pPr>
+      <w:r>
+        <w:rPr>
+          <w:rFonts w:ascii="Times New Roman" w:eastAsia="Times New Roman" w:hAnsi="Times New Roman" w:cs="Times New Roman"/>
+          <w:sz w:val="32"/>
+          <w:szCs w:val="32"/>
+        </w:rPr>
+        <w:t>Research on Game-Based Learning</w:t>
+      </w:r>
+    </w:p>
+    <w:p>
+      <w:pPr>
+        <w:numPr>
+          <w:ilvl w:val="1"/>
+          <w:numId w:val="2"/>
+        </w:numPr>
+        <w:rPr>
+          <w:rFonts w:ascii="Times New Roman" w:eastAsia="Times New Roman" w:hAnsi="Times New Roman" w:cs="Times New Roman"/>
+          <w:sz w:val="28"/>
+          <w:szCs w:val="28"/>
+        </w:rPr>
+      </w:pPr>
+      <w:r>
+        <w:rPr>
+          <w:rFonts w:ascii="Times New Roman" w:eastAsia="Times New Roman" w:hAnsi="Times New Roman" w:cs="Times New Roman"/>
+          <w:sz w:val="32"/>
+          <w:szCs w:val="32"/>
+        </w:rPr>
+        <w:t>Building on What Exists</w:t>
+      </w:r>
+    </w:p>
+    <w:p>
+      <w:pPr>
+        <w:numPr>
+          <w:ilvl w:val="1"/>
+          <w:numId w:val="2"/>
+        </w:numPr>
+        <w:rPr>
+          <w:rFonts w:ascii="Times New Roman" w:eastAsia="Times New Roman" w:hAnsi="Times New Roman" w:cs="Times New Roman"/>
+          <w:sz w:val="28"/>
+          <w:szCs w:val="28"/>
+        </w:rPr>
+      </w:pPr>
+      <w:r>
+        <w:rPr>
+          <w:rFonts w:ascii="Times New Roman" w:eastAsia="Times New Roman" w:hAnsi="Times New Roman" w:cs="Times New Roman"/>
+          <w:sz w:val="32"/>
+          <w:szCs w:val="32"/>
+        </w:rPr>
+        <w:t>Comparing Techniques and Outcomes</w:t>
+      </w:r>
+    </w:p>
+    <w:p>
+      <w:pPr>
+        <w:numPr>
+          <w:ilvl w:val="0"/>
+          <w:numId w:val="2"/>
+        </w:numPr>
+        <w:rPr>
+          <w:rFonts w:ascii="Times New Roman" w:eastAsia="Times New Roman" w:hAnsi="Times New Roman" w:cs="Times New Roman"/>
+        </w:rPr>
+      </w:pPr>
+      <w:r>
+        <w:rPr>
+          <w:rFonts w:ascii="Times New Roman" w:eastAsia="Times New Roman" w:hAnsi="Times New Roman" w:cs="Times New Roman"/>
+          <w:b/>
+          <w:sz w:val="32"/>
+          <w:szCs w:val="32"/>
+        </w:rPr>
+        <w:t>Back</w:t>
+      </w:r>
+      <w:r>
+        <w:rPr>
+          <w:rFonts w:ascii="Times New Roman" w:eastAsia="Times New Roman" w:hAnsi="Times New Roman" w:cs="Times New Roman"/>
+          <w:b/>
+          <w:sz w:val="32"/>
+          <w:szCs w:val="32"/>
+        </w:rPr>
+        <w:t>g</w:t>
+      </w:r>
+      <w:r>
+        <w:rPr>
+          <w:rFonts w:ascii="Times New Roman" w:eastAsia="Times New Roman" w:hAnsi="Times New Roman" w:cs="Times New Roman"/>
+          <w:b/>
+          <w:sz w:val="32"/>
+          <w:szCs w:val="32"/>
+        </w:rPr>
+        <w:t>round</w:t>
+      </w:r>
+    </w:p>
+    <w:p>
+      <w:pPr>
+        <w:numPr>
+          <w:ilvl w:val="1"/>
+          <w:numId w:val="2"/>
+        </w:numPr>
+        <w:rPr>
+          <w:rFonts w:ascii="Times New Roman" w:eastAsia="Times New Roman" w:hAnsi="Times New Roman" w:cs="Times New Roman"/>
+          <w:sz w:val="28"/>
+          <w:szCs w:val="28"/>
+        </w:rPr>
+      </w:pPr>
+      <w:r>
+        <w:rPr>
+          <w:rFonts w:ascii="Times New Roman" w:eastAsia="Times New Roman" w:hAnsi="Times New Roman" w:cs="Times New Roman"/>
+          <w:sz w:val="32"/>
+          <w:szCs w:val="32"/>
+        </w:rPr>
+        <w:t>Cryptography</w:t>
+      </w:r>
     </w:p>
     <w:p>
       <w:pPr>
@@ -595,7 +753,70 @@
           <w:sz w:val="32"/>
           <w:szCs w:val="32"/>
         </w:rPr>
-        <w:t>Cypher</w:t>
+        <w:t>Types of Cryptographic Techniques</w:t>
+      </w:r>
+    </w:p>
+    <w:p>
+      <w:pPr>
+        <w:numPr>
+          <w:ilvl w:val="2"/>
+          <w:numId w:val="2"/>
+        </w:numPr>
+        <w:rPr>
+          <w:rFonts w:ascii="Times New Roman" w:eastAsia="Times New Roman" w:hAnsi="Times New Roman" w:cs="Times New Roman"/>
+          <w:sz w:val="28"/>
+          <w:szCs w:val="28"/>
+        </w:rPr>
+      </w:pPr>
+      <w:r>
+        <w:rPr>
+          <w:rFonts w:ascii="Times New Roman" w:eastAsia="Times New Roman" w:hAnsi="Times New Roman" w:cs="Times New Roman"/>
+          <w:sz w:val="32"/>
+          <w:szCs w:val="32"/>
+        </w:rPr>
+        <w:t>Cryptographic Tools We Will Focus On</w:t>
+      </w:r>
+    </w:p>
+    <w:p>
+      <w:pPr>
+        <w:numPr>
+          <w:ilvl w:val="2"/>
+          <w:numId w:val="2"/>
+        </w:numPr>
+        <w:rPr>
+          <w:rFonts w:ascii="Times New Roman" w:eastAsia="Times New Roman" w:hAnsi="Times New Roman" w:cs="Times New Roman"/>
+          <w:sz w:val="28"/>
+          <w:szCs w:val="28"/>
+        </w:rPr>
+      </w:pPr>
+      <w:r>
+        <w:rPr>
+          <w:rFonts w:ascii="Times New Roman" w:eastAsia="Times New Roman" w:hAnsi="Times New Roman" w:cs="Times New Roman"/>
+          <w:sz w:val="32"/>
+          <w:szCs w:val="32"/>
+        </w:rPr>
+        <w:t>Modern Applications of Cryptography</w:t>
+      </w:r>
+    </w:p>
+    <w:p>
+      <w:pPr>
+        <w:numPr>
+          <w:ilvl w:val="2"/>
+          <w:numId w:val="2"/>
+        </w:numPr>
+        <w:rPr>
+          <w:rFonts w:ascii="Times New Roman" w:eastAsia="Times New Roman" w:hAnsi="Times New Roman" w:cs="Times New Roman"/>
+          <w:sz w:val="28"/>
+          <w:szCs w:val="28"/>
+        </w:rPr>
+      </w:pPr>
+      <w:r>
+        <w:rPr>
+          <w:rFonts w:ascii="Times New Roman" w:eastAsia="Times New Roman" w:hAnsi="Times New Roman" w:cs="Times New Roman"/>
+          <w:sz w:val="32"/>
+          <w:szCs w:val="32"/>
+        </w:rPr>
+        <w:t>Key Concepts in Cryptography</w:t>
       </w:r>
     </w:p>
     <w:p>
@@ -616,7 +837,88 @@
           <w:sz w:val="32"/>
           <w:szCs w:val="32"/>
         </w:rPr>
-        <w:t>Unity and Learning</w:t>
+        <w:t>Visual Learning</w:t>
+      </w:r>
+    </w:p>
+    <w:p>
+      <w:pPr>
+        <w:numPr>
+          <w:ilvl w:val="2"/>
+          <w:numId w:val="2"/>
+        </w:numPr>
+        <w:rPr>
+          <w:rFonts w:ascii="Times New Roman" w:eastAsia="Times New Roman" w:hAnsi="Times New Roman" w:cs="Times New Roman"/>
+          <w:sz w:val="28"/>
+          <w:szCs w:val="28"/>
+        </w:rPr>
+      </w:pPr>
+      <w:r>
+        <w:rPr>
+          <w:rFonts w:ascii="Times New Roman" w:eastAsia="Times New Roman" w:hAnsi="Times New Roman" w:cs="Times New Roman"/>
+          <w:sz w:val="32"/>
+          <w:szCs w:val="32"/>
+        </w:rPr>
+        <w:t>Visual Learning in Educational Games</w:t>
+      </w:r>
+    </w:p>
+    <w:p>
+      <w:pPr>
+        <w:numPr>
+          <w:ilvl w:val="2"/>
+          <w:numId w:val="2"/>
+        </w:numPr>
+        <w:rPr>
+          <w:rFonts w:ascii="Times New Roman" w:eastAsia="Times New Roman" w:hAnsi="Times New Roman" w:cs="Times New Roman"/>
+          <w:sz w:val="28"/>
+          <w:szCs w:val="28"/>
+        </w:rPr>
+      </w:pPr>
+      <w:r>
+        <w:rPr>
+          <w:rFonts w:ascii="Times New Roman" w:eastAsia="Times New Roman" w:hAnsi="Times New Roman" w:cs="Times New Roman"/>
+          <w:sz w:val="32"/>
+          <w:szCs w:val="32"/>
+        </w:rPr>
+        <w:t xml:space="preserve">Visual Learning Techniques </w:t>
+      </w:r>
+      <w:proofErr w:type="gramStart"/>
+      <w:r>
+        <w:rPr>
+          <w:rFonts w:ascii="Times New Roman" w:eastAsia="Times New Roman" w:hAnsi="Times New Roman" w:cs="Times New Roman"/>
+          <w:sz w:val="32"/>
+          <w:szCs w:val="32"/>
+        </w:rPr>
+        <w:t>we</w:t>
+      </w:r>
+      <w:proofErr w:type="gramEnd"/>
+      <w:r>
+        <w:rPr>
+          <w:rFonts w:ascii="Times New Roman" w:eastAsia="Times New Roman" w:hAnsi="Times New Roman" w:cs="Times New Roman"/>
+          <w:sz w:val="32"/>
+          <w:szCs w:val="32"/>
+        </w:rPr>
+        <w:t xml:space="preserve"> Used</w:t>
+      </w:r>
+    </w:p>
+    <w:p>
+      <w:pPr>
+        <w:numPr>
+          <w:ilvl w:val="2"/>
+          <w:numId w:val="2"/>
+        </w:numPr>
+        <w:rPr>
+          <w:rFonts w:ascii="Times New Roman" w:eastAsia="Times New Roman" w:hAnsi="Times New Roman" w:cs="Times New Roman"/>
+          <w:sz w:val="28"/>
+          <w:szCs w:val="28"/>
+        </w:rPr>
+      </w:pPr>
+      <w:r>
+        <w:rPr>
+          <w:rFonts w:ascii="Times New Roman" w:eastAsia="Times New Roman" w:hAnsi="Times New Roman" w:cs="Times New Roman"/>
+          <w:sz w:val="32"/>
+          <w:szCs w:val="32"/>
+        </w:rPr>
+        <w:t>Cognitive Benefits of Visual Learning</w:t>
       </w:r>
     </w:p>
     <w:p>
@@ -637,7 +939,90 @@
           <w:sz w:val="32"/>
           <w:szCs w:val="32"/>
         </w:rPr>
-        <w:t>Research on Game-Based Learning</w:t>
+        <w:t>Unity Engine</w:t>
+      </w:r>
+    </w:p>
+    <w:p>
+      <w:pPr>
+        <w:numPr>
+          <w:ilvl w:val="2"/>
+          <w:numId w:val="2"/>
+        </w:numPr>
+        <w:rPr>
+          <w:rFonts w:ascii="Times New Roman" w:eastAsia="Times New Roman" w:hAnsi="Times New Roman" w:cs="Times New Roman"/>
+          <w:sz w:val="28"/>
+          <w:szCs w:val="28"/>
+        </w:rPr>
+      </w:pPr>
+      <w:r>
+        <w:rPr>
+          <w:rFonts w:ascii="Times New Roman" w:eastAsia="Times New Roman" w:hAnsi="Times New Roman" w:cs="Times New Roman"/>
+          <w:sz w:val="32"/>
+          <w:szCs w:val="32"/>
+        </w:rPr>
+        <w:t>2D Game Development</w:t>
+      </w:r>
+    </w:p>
+    <w:p>
+      <w:pPr>
+        <w:numPr>
+          <w:ilvl w:val="2"/>
+          <w:numId w:val="2"/>
+        </w:numPr>
+        <w:rPr>
+          <w:rFonts w:ascii="Times New Roman" w:eastAsia="Times New Roman" w:hAnsi="Times New Roman" w:cs="Times New Roman"/>
+          <w:sz w:val="28"/>
+          <w:szCs w:val="28"/>
+        </w:rPr>
+      </w:pPr>
+      <w:r>
+        <w:rPr>
+          <w:rFonts w:ascii="Times New Roman" w:eastAsia="Times New Roman" w:hAnsi="Times New Roman" w:cs="Times New Roman"/>
+          <w:sz w:val="32"/>
+          <w:szCs w:val="32"/>
+        </w:rPr>
+        <w:t>Scripting and Logic</w:t>
+      </w:r>
+    </w:p>
+    <w:p>
+      <w:pPr>
+        <w:numPr>
+          <w:ilvl w:val="2"/>
+          <w:numId w:val="2"/>
+        </w:numPr>
+        <w:rPr>
+          <w:rFonts w:ascii="Times New Roman" w:eastAsia="Times New Roman" w:hAnsi="Times New Roman" w:cs="Times New Roman"/>
+          <w:sz w:val="28"/>
+          <w:szCs w:val="28"/>
+        </w:rPr>
+      </w:pPr>
+      <w:r>
+        <w:rPr>
+          <w:rFonts w:ascii="Times New Roman" w:eastAsia="Times New Roman" w:hAnsi="Times New Roman" w:cs="Times New Roman"/>
+          <w:sz w:val="32"/>
+          <w:szCs w:val="32"/>
+        </w:rPr>
+        <w:t>Community Support and Resources</w:t>
+      </w:r>
+    </w:p>
+    <w:p>
+      <w:pPr>
+        <w:numPr>
+          <w:ilvl w:val="0"/>
+          <w:numId w:val="2"/>
+        </w:numPr>
+        <w:rPr>
+          <w:rFonts w:ascii="Times New Roman" w:eastAsia="Times New Roman" w:hAnsi="Times New Roman" w:cs="Times New Roman"/>
+        </w:rPr>
+      </w:pPr>
+      <w:r>
+        <w:rPr>
+          <w:rFonts w:ascii="Times New Roman" w:eastAsia="Times New Roman" w:hAnsi="Times New Roman" w:cs="Times New Roman"/>
+          <w:b/>
+          <w:sz w:val="32"/>
+          <w:szCs w:val="32"/>
+        </w:rPr>
+        <w:t>Expected Achievements</w:t>
       </w:r>
     </w:p>
     <w:p>
@@ -658,7 +1043,70 @@
           <w:sz w:val="32"/>
           <w:szCs w:val="32"/>
         </w:rPr>
-        <w:t>Building on What Exists</w:t>
+        <w:t>Outcomes</w:t>
+      </w:r>
+    </w:p>
+    <w:p>
+      <w:pPr>
+        <w:numPr>
+          <w:ilvl w:val="2"/>
+          <w:numId w:val="2"/>
+        </w:numPr>
+        <w:rPr>
+          <w:rFonts w:ascii="Times New Roman" w:eastAsia="Times New Roman" w:hAnsi="Times New Roman" w:cs="Times New Roman"/>
+          <w:sz w:val="28"/>
+          <w:szCs w:val="28"/>
+        </w:rPr>
+      </w:pPr>
+      <w:r>
+        <w:rPr>
+          <w:rFonts w:ascii="Times New Roman" w:eastAsia="Times New Roman" w:hAnsi="Times New Roman" w:cs="Times New Roman"/>
+          <w:sz w:val="32"/>
+          <w:szCs w:val="32"/>
+        </w:rPr>
+        <w:t>Learning While Playing</w:t>
+      </w:r>
+    </w:p>
+    <w:p>
+      <w:pPr>
+        <w:numPr>
+          <w:ilvl w:val="2"/>
+          <w:numId w:val="2"/>
+        </w:numPr>
+        <w:rPr>
+          <w:rFonts w:ascii="Times New Roman" w:eastAsia="Times New Roman" w:hAnsi="Times New Roman" w:cs="Times New Roman"/>
+          <w:sz w:val="28"/>
+          <w:szCs w:val="28"/>
+        </w:rPr>
+      </w:pPr>
+      <w:r>
+        <w:rPr>
+          <w:rFonts w:ascii="Times New Roman" w:eastAsia="Times New Roman" w:hAnsi="Times New Roman" w:cs="Times New Roman"/>
+          <w:sz w:val="32"/>
+          <w:szCs w:val="32"/>
+        </w:rPr>
+        <w:t>Gradual Learning</w:t>
+      </w:r>
+    </w:p>
+    <w:p>
+      <w:pPr>
+        <w:numPr>
+          <w:ilvl w:val="2"/>
+          <w:numId w:val="2"/>
+        </w:numPr>
+        <w:rPr>
+          <w:rFonts w:ascii="Times New Roman" w:eastAsia="Times New Roman" w:hAnsi="Times New Roman" w:cs="Times New Roman"/>
+          <w:sz w:val="28"/>
+          <w:szCs w:val="28"/>
+        </w:rPr>
+      </w:pPr>
+      <w:r>
+        <w:rPr>
+          <w:rFonts w:ascii="Times New Roman" w:eastAsia="Times New Roman" w:hAnsi="Times New Roman" w:cs="Times New Roman"/>
+          <w:sz w:val="32"/>
+          <w:szCs w:val="32"/>
+        </w:rPr>
+        <w:t>Real-World Skills</w:t>
       </w:r>
     </w:p>
     <w:p>
@@ -679,7 +1127,155 @@
           <w:sz w:val="32"/>
           <w:szCs w:val="32"/>
         </w:rPr>
-        <w:t>Comparing Techniques and Outcomes</w:t>
+        <w:t>Unique Features</w:t>
+      </w:r>
+    </w:p>
+    <w:p>
+      <w:pPr>
+        <w:numPr>
+          <w:ilvl w:val="2"/>
+          <w:numId w:val="2"/>
+        </w:numPr>
+        <w:rPr>
+          <w:rFonts w:ascii="Times New Roman" w:eastAsia="Times New Roman" w:hAnsi="Times New Roman" w:cs="Times New Roman"/>
+          <w:sz w:val="28"/>
+          <w:szCs w:val="28"/>
+        </w:rPr>
+      </w:pPr>
+      <w:r>
+        <w:rPr>
+          <w:rFonts w:ascii="Times New Roman" w:eastAsia="Times New Roman" w:hAnsi="Times New Roman" w:cs="Times New Roman"/>
+          <w:sz w:val="32"/>
+          <w:szCs w:val="32"/>
+        </w:rPr>
+        <w:t>Wide Range of Topics</w:t>
+      </w:r>
+    </w:p>
+    <w:p>
+      <w:pPr>
+        <w:numPr>
+          <w:ilvl w:val="2"/>
+          <w:numId w:val="2"/>
+        </w:numPr>
+        <w:rPr>
+          <w:rFonts w:ascii="Times New Roman" w:eastAsia="Times New Roman" w:hAnsi="Times New Roman" w:cs="Times New Roman"/>
+          <w:sz w:val="28"/>
+          <w:szCs w:val="28"/>
+        </w:rPr>
+      </w:pPr>
+      <w:r>
+        <w:rPr>
+          <w:rFonts w:ascii="Times New Roman" w:eastAsia="Times New Roman" w:hAnsi="Times New Roman" w:cs="Times New Roman"/>
+          <w:sz w:val="32"/>
+          <w:szCs w:val="32"/>
+        </w:rPr>
+        <w:lastRenderedPageBreak/>
+        <w:t>Timed Decryption Tasks</w:t>
+      </w:r>
+    </w:p>
+    <w:p>
+      <w:pPr>
+        <w:numPr>
+          <w:ilvl w:val="2"/>
+          <w:numId w:val="2"/>
+        </w:numPr>
+        <w:rPr>
+          <w:rFonts w:ascii="Times New Roman" w:eastAsia="Times New Roman" w:hAnsi="Times New Roman" w:cs="Times New Roman"/>
+          <w:sz w:val="28"/>
+          <w:szCs w:val="28"/>
+        </w:rPr>
+      </w:pPr>
+      <w:r>
+        <w:rPr>
+          <w:rFonts w:ascii="Times New Roman" w:eastAsia="Times New Roman" w:hAnsi="Times New Roman" w:cs="Times New Roman"/>
+          <w:sz w:val="32"/>
+          <w:szCs w:val="32"/>
+        </w:rPr>
+        <w:t>Track Your Progress</w:t>
+      </w:r>
+    </w:p>
+    <w:p>
+      <w:pPr>
+        <w:numPr>
+          <w:ilvl w:val="1"/>
+          <w:numId w:val="2"/>
+        </w:numPr>
+        <w:rPr>
+          <w:rFonts w:ascii="Times New Roman" w:eastAsia="Times New Roman" w:hAnsi="Times New Roman" w:cs="Times New Roman"/>
+          <w:sz w:val="28"/>
+          <w:szCs w:val="28"/>
+        </w:rPr>
+      </w:pPr>
+      <w:r>
+        <w:rPr>
+          <w:rFonts w:ascii="Times New Roman" w:eastAsia="Times New Roman" w:hAnsi="Times New Roman" w:cs="Times New Roman"/>
+          <w:sz w:val="32"/>
+          <w:szCs w:val="32"/>
+        </w:rPr>
+        <w:t>Criteria for Success</w:t>
+      </w:r>
+    </w:p>
+    <w:p>
+      <w:pPr>
+        <w:numPr>
+          <w:ilvl w:val="2"/>
+          <w:numId w:val="2"/>
+        </w:numPr>
+        <w:rPr>
+          <w:rFonts w:ascii="Times New Roman" w:eastAsia="Times New Roman" w:hAnsi="Times New Roman" w:cs="Times New Roman"/>
+          <w:sz w:val="28"/>
+          <w:szCs w:val="28"/>
+        </w:rPr>
+      </w:pPr>
+      <w:r>
+        <w:rPr>
+          <w:rFonts w:ascii="Times New Roman" w:eastAsia="Times New Roman" w:hAnsi="Times New Roman" w:cs="Times New Roman"/>
+          <w:sz w:val="32"/>
+          <w:szCs w:val="32"/>
+        </w:rPr>
+        <w:t>Keeping Players Interested</w:t>
+      </w:r>
+    </w:p>
+    <w:p>
+      <w:pPr>
+        <w:numPr>
+          <w:ilvl w:val="2"/>
+          <w:numId w:val="2"/>
+        </w:numPr>
+        <w:rPr>
+          <w:rFonts w:ascii="Times New Roman" w:eastAsia="Times New Roman" w:hAnsi="Times New Roman" w:cs="Times New Roman"/>
+          <w:sz w:val="28"/>
+          <w:szCs w:val="28"/>
+        </w:rPr>
+      </w:pPr>
+      <w:r>
+        <w:rPr>
+          <w:rFonts w:ascii="Times New Roman" w:eastAsia="Times New Roman" w:hAnsi="Times New Roman" w:cs="Times New Roman"/>
+          <w:sz w:val="32"/>
+          <w:szCs w:val="32"/>
+        </w:rPr>
+        <w:t>Game Runs Smoothly</w:t>
+      </w:r>
+    </w:p>
+    <w:p>
+      <w:pPr>
+        <w:numPr>
+          <w:ilvl w:val="2"/>
+          <w:numId w:val="2"/>
+        </w:numPr>
+        <w:rPr>
+          <w:rFonts w:ascii="Times New Roman" w:eastAsia="Times New Roman" w:hAnsi="Times New Roman" w:cs="Times New Roman"/>
+          <w:sz w:val="28"/>
+          <w:szCs w:val="28"/>
+        </w:rPr>
+      </w:pPr>
+      <w:r>
+        <w:rPr>
+          <w:rFonts w:ascii="Times New Roman" w:eastAsia="Times New Roman" w:hAnsi="Times New Roman" w:cs="Times New Roman"/>
+          <w:sz w:val="32"/>
+          <w:szCs w:val="32"/>
+        </w:rPr>
+        <w:t>Positive Feedback</w:t>
       </w:r>
     </w:p>
     <w:p>
@@ -692,7 +1288,6 @@
           <w:rFonts w:ascii="Times New Roman" w:eastAsia="Times New Roman" w:hAnsi="Times New Roman" w:cs="Times New Roman"/>
         </w:rPr>
       </w:pPr>
-      <w:proofErr w:type="spellStart"/>
       <w:r>
         <w:rPr>
           <w:rFonts w:ascii="Times New Roman" w:eastAsia="Times New Roman" w:hAnsi="Times New Roman" w:cs="Times New Roman"/>
@@ -700,9 +1295,8 @@
           <w:sz w:val="32"/>
           <w:szCs w:val="32"/>
         </w:rPr>
-        <w:t>BackGround</w:t>
-      </w:r>
-      <w:proofErr w:type="spellEnd"/>
+        <w:t>The Process</w:t>
+      </w:r>
     </w:p>
     <w:p>
       <w:pPr>
@@ -722,7 +1316,69 @@
           <w:sz w:val="32"/>
           <w:szCs w:val="32"/>
         </w:rPr>
-        <w:t>Cryptography</w:t>
+        <w:t>Research - Unity and Game Development</w:t>
+      </w:r>
+    </w:p>
+    <w:p>
+      <w:pPr>
+        <w:numPr>
+          <w:ilvl w:val="1"/>
+          <w:numId w:val="2"/>
+        </w:numPr>
+        <w:rPr>
+          <w:rFonts w:ascii="Times New Roman" w:eastAsia="Times New Roman" w:hAnsi="Times New Roman" w:cs="Times New Roman"/>
+          <w:sz w:val="28"/>
+          <w:szCs w:val="28"/>
+        </w:rPr>
+      </w:pPr>
+      <w:r>
+        <w:rPr>
+          <w:rFonts w:ascii="Times New Roman" w:eastAsia="Times New Roman" w:hAnsi="Times New Roman" w:cs="Times New Roman"/>
+          <w:sz w:val="32"/>
+          <w:szCs w:val="32"/>
+        </w:rPr>
+        <w:t>Methodology and Development Process</w:t>
+      </w:r>
+    </w:p>
+    <w:p>
+      <w:pPr>
+        <w:numPr>
+          <w:ilvl w:val="0"/>
+          <w:numId w:val="2"/>
+        </w:numPr>
+        <w:rPr>
+          <w:rFonts w:ascii="Times New Roman" w:eastAsia="Times New Roman" w:hAnsi="Times New Roman" w:cs="Times New Roman"/>
+        </w:rPr>
+      </w:pPr>
+      <w:r>
+        <w:rPr>
+          <w:rFonts w:ascii="Times New Roman" w:eastAsia="Times New Roman" w:hAnsi="Times New Roman" w:cs="Times New Roman"/>
+          <w:b/>
+          <w:sz w:val="32"/>
+          <w:szCs w:val="32"/>
+        </w:rPr>
+        <w:t>Product</w:t>
+      </w:r>
+    </w:p>
+    <w:p>
+      <w:pPr>
+        <w:numPr>
+          <w:ilvl w:val="1"/>
+          <w:numId w:val="2"/>
+        </w:numPr>
+        <w:rPr>
+          <w:rFonts w:ascii="Times New Roman" w:eastAsia="Times New Roman" w:hAnsi="Times New Roman" w:cs="Times New Roman"/>
+          <w:sz w:val="28"/>
+          <w:szCs w:val="28"/>
+        </w:rPr>
+      </w:pPr>
+      <w:r>
+        <w:rPr>
+          <w:rFonts w:ascii="Times New Roman" w:eastAsia="Times New Roman" w:hAnsi="Times New Roman" w:cs="Times New Roman"/>
+          <w:sz w:val="32"/>
+          <w:szCs w:val="32"/>
+        </w:rPr>
+        <w:t>Requirements</w:t>
       </w:r>
     </w:p>
     <w:p>
@@ -743,7 +1399,7 @@
           <w:sz w:val="32"/>
           <w:szCs w:val="32"/>
         </w:rPr>
-        <w:t>Types of Cryptographic Techniques</w:t>
+        <w:t>Functional</w:t>
       </w:r>
     </w:p>
     <w:p>
@@ -764,7 +1420,91 @@
           <w:sz w:val="32"/>
           <w:szCs w:val="32"/>
         </w:rPr>
-        <w:t>Cryptographic Tools We Will Focus On</w:t>
+        <w:t>Non-Functional</w:t>
+      </w:r>
+    </w:p>
+    <w:p>
+      <w:pPr>
+        <w:numPr>
+          <w:ilvl w:val="1"/>
+          <w:numId w:val="2"/>
+        </w:numPr>
+        <w:rPr>
+          <w:rFonts w:ascii="Times New Roman" w:eastAsia="Times New Roman" w:hAnsi="Times New Roman" w:cs="Times New Roman"/>
+          <w:sz w:val="28"/>
+          <w:szCs w:val="28"/>
+        </w:rPr>
+      </w:pPr>
+      <w:r>
+        <w:rPr>
+          <w:rFonts w:ascii="Times New Roman" w:eastAsia="Times New Roman" w:hAnsi="Times New Roman" w:cs="Times New Roman"/>
+          <w:sz w:val="32"/>
+          <w:szCs w:val="32"/>
+        </w:rPr>
+        <w:t>Architecture Overview</w:t>
+      </w:r>
+    </w:p>
+    <w:p>
+      <w:pPr>
+        <w:numPr>
+          <w:ilvl w:val="1"/>
+          <w:numId w:val="2"/>
+        </w:numPr>
+        <w:rPr>
+          <w:rFonts w:ascii="Times New Roman" w:eastAsia="Times New Roman" w:hAnsi="Times New Roman" w:cs="Times New Roman"/>
+          <w:sz w:val="28"/>
+          <w:szCs w:val="28"/>
+        </w:rPr>
+      </w:pPr>
+      <w:r>
+        <w:rPr>
+          <w:rFonts w:ascii="Times New Roman" w:eastAsia="Times New Roman" w:hAnsi="Times New Roman" w:cs="Times New Roman"/>
+          <w:sz w:val="32"/>
+          <w:szCs w:val="32"/>
+        </w:rPr>
+        <w:t>Scenes and Flow (Prototype)</w:t>
+      </w:r>
+    </w:p>
+    <w:p>
+      <w:pPr>
+        <w:numPr>
+          <w:ilvl w:val="1"/>
+          <w:numId w:val="2"/>
+        </w:numPr>
+        <w:rPr>
+          <w:rFonts w:ascii="Times New Roman" w:eastAsia="Times New Roman" w:hAnsi="Times New Roman" w:cs="Times New Roman"/>
+          <w:sz w:val="28"/>
+          <w:szCs w:val="28"/>
+        </w:rPr>
+      </w:pPr>
+      <w:r>
+        <w:rPr>
+          <w:rFonts w:ascii="Times New Roman" w:eastAsia="Times New Roman" w:hAnsi="Times New Roman" w:cs="Times New Roman"/>
+          <w:sz w:val="32"/>
+          <w:szCs w:val="32"/>
+        </w:rPr>
+        <w:t>Data storage</w:t>
+      </w:r>
+    </w:p>
+    <w:p>
+      <w:pPr>
+        <w:numPr>
+          <w:ilvl w:val="1"/>
+          <w:numId w:val="2"/>
+        </w:numPr>
+        <w:rPr>
+          <w:rFonts w:ascii="Times New Roman" w:eastAsia="Times New Roman" w:hAnsi="Times New Roman" w:cs="Times New Roman"/>
+          <w:sz w:val="28"/>
+          <w:szCs w:val="28"/>
+        </w:rPr>
+      </w:pPr>
+      <w:r>
+        <w:rPr>
+          <w:rFonts w:ascii="Times New Roman" w:eastAsia="Times New Roman" w:hAnsi="Times New Roman" w:cs="Times New Roman"/>
+          <w:sz w:val="32"/>
+          <w:szCs w:val="32"/>
+        </w:rPr>
+        <w:t>Diagrams</w:t>
       </w:r>
     </w:p>
     <w:p>
@@ -785,7 +1525,7 @@
           <w:sz w:val="32"/>
           <w:szCs w:val="32"/>
         </w:rPr>
-        <w:t>Modern Applications of Cryptography</w:t>
+        <w:t>Use Case</w:t>
       </w:r>
     </w:p>
     <w:p>
@@ -806,7 +1546,69 @@
           <w:sz w:val="32"/>
           <w:szCs w:val="32"/>
         </w:rPr>
-        <w:t>Key Concepts in Cryptography</w:t>
+        <w:t>Activity</w:t>
+      </w:r>
+    </w:p>
+    <w:p>
+      <w:pPr>
+        <w:numPr>
+          <w:ilvl w:val="2"/>
+          <w:numId w:val="2"/>
+        </w:numPr>
+        <w:rPr>
+          <w:rFonts w:ascii="Times New Roman" w:eastAsia="Times New Roman" w:hAnsi="Times New Roman" w:cs="Times New Roman"/>
+          <w:sz w:val="28"/>
+          <w:szCs w:val="28"/>
+        </w:rPr>
+      </w:pPr>
+      <w:r>
+        <w:rPr>
+          <w:rFonts w:ascii="Times New Roman" w:eastAsia="Times New Roman" w:hAnsi="Times New Roman" w:cs="Times New Roman"/>
+          <w:sz w:val="32"/>
+          <w:szCs w:val="32"/>
+        </w:rPr>
+        <w:t>Class</w:t>
+      </w:r>
+    </w:p>
+    <w:p>
+      <w:pPr>
+        <w:numPr>
+          <w:ilvl w:val="2"/>
+          <w:numId w:val="2"/>
+        </w:numPr>
+        <w:rPr>
+          <w:rFonts w:ascii="Times New Roman" w:eastAsia="Times New Roman" w:hAnsi="Times New Roman" w:cs="Times New Roman"/>
+          <w:sz w:val="28"/>
+          <w:szCs w:val="28"/>
+        </w:rPr>
+      </w:pPr>
+      <w:r>
+        <w:rPr>
+          <w:rFonts w:ascii="Times New Roman" w:eastAsia="Times New Roman" w:hAnsi="Times New Roman" w:cs="Times New Roman"/>
+          <w:sz w:val="32"/>
+          <w:szCs w:val="32"/>
+        </w:rPr>
+        <w:t>Sequence</w:t>
+      </w:r>
+    </w:p>
+    <w:p>
+      <w:pPr>
+        <w:numPr>
+          <w:ilvl w:val="0"/>
+          <w:numId w:val="2"/>
+        </w:numPr>
+        <w:rPr>
+          <w:rFonts w:ascii="Times New Roman" w:eastAsia="Times New Roman" w:hAnsi="Times New Roman" w:cs="Times New Roman"/>
+        </w:rPr>
+      </w:pPr>
+      <w:r>
+        <w:rPr>
+          <w:rFonts w:ascii="Times New Roman" w:eastAsia="Times New Roman" w:hAnsi="Times New Roman" w:cs="Times New Roman"/>
+          <w:b/>
+          <w:sz w:val="32"/>
+          <w:szCs w:val="32"/>
+        </w:rPr>
+        <w:t>Verification And Evaluation</w:t>
       </w:r>
     </w:p>
     <w:p>
@@ -827,13 +1629,13 @@
           <w:sz w:val="32"/>
           <w:szCs w:val="32"/>
         </w:rPr>
-        <w:t>Visual Learning</w:t>
-      </w:r>
-    </w:p>
-    <w:p>
-      <w:pPr>
-        <w:numPr>
-          <w:ilvl w:val="2"/>
+        <w:t>Verification</w:t>
+      </w:r>
+    </w:p>
+    <w:p>
+      <w:pPr>
+        <w:numPr>
+          <w:ilvl w:val="1"/>
           <w:numId w:val="2"/>
         </w:numPr>
         <w:rPr>
@@ -848,819 +1650,27 @@
           <w:sz w:val="32"/>
           <w:szCs w:val="32"/>
         </w:rPr>
-        <w:t>Visual Learning in Educational Games</w:t>
-      </w:r>
-    </w:p>
-    <w:p>
-      <w:pPr>
-        <w:numPr>
-          <w:ilvl w:val="2"/>
+        <w:t>Evaluation</w:t>
+      </w:r>
+    </w:p>
+    <w:p>
+      <w:pPr>
+        <w:numPr>
+          <w:ilvl w:val="0"/>
           <w:numId w:val="2"/>
         </w:numPr>
-        <w:rPr>
-          <w:rFonts w:ascii="Times New Roman" w:eastAsia="Times New Roman" w:hAnsi="Times New Roman" w:cs="Times New Roman"/>
-          <w:sz w:val="28"/>
-          <w:szCs w:val="28"/>
-        </w:rPr>
-      </w:pPr>
-      <w:r>
-        <w:rPr>
-          <w:rFonts w:ascii="Times New Roman" w:eastAsia="Times New Roman" w:hAnsi="Times New Roman" w:cs="Times New Roman"/>
+        <w:spacing w:after="240"/>
+        <w:rPr>
+          <w:rFonts w:ascii="Times New Roman" w:eastAsia="Times New Roman" w:hAnsi="Times New Roman" w:cs="Times New Roman"/>
+        </w:rPr>
+      </w:pPr>
+      <w:r>
+        <w:rPr>
+          <w:rFonts w:ascii="Times New Roman" w:eastAsia="Times New Roman" w:hAnsi="Times New Roman" w:cs="Times New Roman"/>
+          <w:b/>
           <w:sz w:val="32"/>
           <w:szCs w:val="32"/>
         </w:rPr>
-        <w:t xml:space="preserve">Visual Learning Techniques </w:t>
-      </w:r>
-      <w:proofErr w:type="gramStart"/>
-      <w:r>
-        <w:rPr>
-          <w:rFonts w:ascii="Times New Roman" w:eastAsia="Times New Roman" w:hAnsi="Times New Roman" w:cs="Times New Roman"/>
-          <w:sz w:val="32"/>
-          <w:szCs w:val="32"/>
-        </w:rPr>
-        <w:t>we</w:t>
-      </w:r>
-      <w:proofErr w:type="gramEnd"/>
-      <w:r>
-        <w:rPr>
-          <w:rFonts w:ascii="Times New Roman" w:eastAsia="Times New Roman" w:hAnsi="Times New Roman" w:cs="Times New Roman"/>
-          <w:sz w:val="32"/>
-          <w:szCs w:val="32"/>
-        </w:rPr>
-        <w:t xml:space="preserve"> Used</w:t>
-      </w:r>
-    </w:p>
-    <w:p>
-      <w:pPr>
-        <w:numPr>
-          <w:ilvl w:val="2"/>
-          <w:numId w:val="2"/>
-        </w:numPr>
-        <w:rPr>
-          <w:rFonts w:ascii="Times New Roman" w:eastAsia="Times New Roman" w:hAnsi="Times New Roman" w:cs="Times New Roman"/>
-          <w:sz w:val="28"/>
-          <w:szCs w:val="28"/>
-        </w:rPr>
-      </w:pPr>
-      <w:r>
-        <w:rPr>
-          <w:rFonts w:ascii="Times New Roman" w:eastAsia="Times New Roman" w:hAnsi="Times New Roman" w:cs="Times New Roman"/>
-          <w:sz w:val="32"/>
-          <w:szCs w:val="32"/>
-        </w:rPr>
-        <w:t>Cognitive Benefits of Visual Learning</w:t>
-      </w:r>
-    </w:p>
-    <w:p>
-      <w:pPr>
-        <w:numPr>
-          <w:ilvl w:val="1"/>
-          <w:numId w:val="2"/>
-        </w:numPr>
-        <w:rPr>
-          <w:rFonts w:ascii="Times New Roman" w:eastAsia="Times New Roman" w:hAnsi="Times New Roman" w:cs="Times New Roman"/>
-          <w:sz w:val="28"/>
-          <w:szCs w:val="28"/>
-        </w:rPr>
-      </w:pPr>
-      <w:r>
-        <w:rPr>
-          <w:rFonts w:ascii="Times New Roman" w:eastAsia="Times New Roman" w:hAnsi="Times New Roman" w:cs="Times New Roman"/>
-          <w:sz w:val="32"/>
-          <w:szCs w:val="32"/>
-        </w:rPr>
-        <w:t>Unity Engine</w:t>
-      </w:r>
-    </w:p>
-    <w:p>
-      <w:pPr>
-        <w:numPr>
-          <w:ilvl w:val="2"/>
-          <w:numId w:val="2"/>
-        </w:numPr>
-        <w:rPr>
-          <w:rFonts w:ascii="Times New Roman" w:eastAsia="Times New Roman" w:hAnsi="Times New Roman" w:cs="Times New Roman"/>
-          <w:sz w:val="28"/>
-          <w:szCs w:val="28"/>
-        </w:rPr>
-      </w:pPr>
-      <w:r>
-        <w:rPr>
-          <w:rFonts w:ascii="Times New Roman" w:eastAsia="Times New Roman" w:hAnsi="Times New Roman" w:cs="Times New Roman"/>
-          <w:sz w:val="32"/>
-          <w:szCs w:val="32"/>
-        </w:rPr>
-        <w:t>2D Game Development</w:t>
-      </w:r>
-    </w:p>
-    <w:p>
-      <w:pPr>
-        <w:numPr>
-          <w:ilvl w:val="2"/>
-          <w:numId w:val="2"/>
-        </w:numPr>
-        <w:rPr>
-          <w:rFonts w:ascii="Times New Roman" w:eastAsia="Times New Roman" w:hAnsi="Times New Roman" w:cs="Times New Roman"/>
-          <w:sz w:val="28"/>
-          <w:szCs w:val="28"/>
-        </w:rPr>
-      </w:pPr>
-      <w:r>
-        <w:rPr>
-          <w:rFonts w:ascii="Times New Roman" w:eastAsia="Times New Roman" w:hAnsi="Times New Roman" w:cs="Times New Roman"/>
-          <w:sz w:val="32"/>
-          <w:szCs w:val="32"/>
-        </w:rPr>
-        <w:t>Scripting and Logic</w:t>
-      </w:r>
-    </w:p>
-    <w:p>
-      <w:pPr>
-        <w:numPr>
-          <w:ilvl w:val="2"/>
-          <w:numId w:val="2"/>
-        </w:numPr>
-        <w:rPr>
-          <w:rFonts w:ascii="Times New Roman" w:eastAsia="Times New Roman" w:hAnsi="Times New Roman" w:cs="Times New Roman"/>
-          <w:sz w:val="28"/>
-          <w:szCs w:val="28"/>
-        </w:rPr>
-      </w:pPr>
-      <w:r>
-        <w:rPr>
-          <w:rFonts w:ascii="Times New Roman" w:eastAsia="Times New Roman" w:hAnsi="Times New Roman" w:cs="Times New Roman"/>
-          <w:sz w:val="32"/>
-          <w:szCs w:val="32"/>
-        </w:rPr>
-        <w:t>Community Support and Resources</w:t>
-      </w:r>
-    </w:p>
-    <w:p>
-      <w:pPr>
-        <w:numPr>
-          <w:ilvl w:val="0"/>
-          <w:numId w:val="2"/>
-        </w:numPr>
-        <w:rPr>
-          <w:rFonts w:ascii="Times New Roman" w:eastAsia="Times New Roman" w:hAnsi="Times New Roman" w:cs="Times New Roman"/>
-        </w:rPr>
-      </w:pPr>
-      <w:r>
-        <w:rPr>
-          <w:rFonts w:ascii="Times New Roman" w:eastAsia="Times New Roman" w:hAnsi="Times New Roman" w:cs="Times New Roman"/>
-          <w:b/>
-          <w:sz w:val="32"/>
-          <w:szCs w:val="32"/>
-        </w:rPr>
-        <w:t>Expected Achievements</w:t>
-      </w:r>
-    </w:p>
-    <w:p>
-      <w:pPr>
-        <w:numPr>
-          <w:ilvl w:val="1"/>
-          <w:numId w:val="2"/>
-        </w:numPr>
-        <w:rPr>
-          <w:rFonts w:ascii="Times New Roman" w:eastAsia="Times New Roman" w:hAnsi="Times New Roman" w:cs="Times New Roman"/>
-          <w:sz w:val="28"/>
-          <w:szCs w:val="28"/>
-        </w:rPr>
-      </w:pPr>
-      <w:r>
-        <w:rPr>
-          <w:rFonts w:ascii="Times New Roman" w:eastAsia="Times New Roman" w:hAnsi="Times New Roman" w:cs="Times New Roman"/>
-          <w:sz w:val="32"/>
-          <w:szCs w:val="32"/>
-        </w:rPr>
-        <w:t>Outcomes</w:t>
-      </w:r>
-    </w:p>
-    <w:p>
-      <w:pPr>
-        <w:numPr>
-          <w:ilvl w:val="2"/>
-          <w:numId w:val="2"/>
-        </w:numPr>
-        <w:rPr>
-          <w:rFonts w:ascii="Times New Roman" w:eastAsia="Times New Roman" w:hAnsi="Times New Roman" w:cs="Times New Roman"/>
-          <w:sz w:val="28"/>
-          <w:szCs w:val="28"/>
-        </w:rPr>
-      </w:pPr>
-      <w:r>
-        <w:rPr>
-          <w:rFonts w:ascii="Times New Roman" w:eastAsia="Times New Roman" w:hAnsi="Times New Roman" w:cs="Times New Roman"/>
-          <w:sz w:val="32"/>
-          <w:szCs w:val="32"/>
-        </w:rPr>
-        <w:t>Learning While Playing</w:t>
-      </w:r>
-    </w:p>
-    <w:p>
-      <w:pPr>
-        <w:numPr>
-          <w:ilvl w:val="2"/>
-          <w:numId w:val="2"/>
-        </w:numPr>
-        <w:rPr>
-          <w:rFonts w:ascii="Times New Roman" w:eastAsia="Times New Roman" w:hAnsi="Times New Roman" w:cs="Times New Roman"/>
-          <w:sz w:val="28"/>
-          <w:szCs w:val="28"/>
-        </w:rPr>
-      </w:pPr>
-      <w:r>
-        <w:rPr>
-          <w:rFonts w:ascii="Times New Roman" w:eastAsia="Times New Roman" w:hAnsi="Times New Roman" w:cs="Times New Roman"/>
-          <w:sz w:val="32"/>
-          <w:szCs w:val="32"/>
-        </w:rPr>
-        <w:t>Gradual Learning</w:t>
-      </w:r>
-    </w:p>
-    <w:p>
-      <w:pPr>
-        <w:numPr>
-          <w:ilvl w:val="2"/>
-          <w:numId w:val="2"/>
-        </w:numPr>
-        <w:rPr>
-          <w:rFonts w:ascii="Times New Roman" w:eastAsia="Times New Roman" w:hAnsi="Times New Roman" w:cs="Times New Roman"/>
-          <w:sz w:val="28"/>
-          <w:szCs w:val="28"/>
-        </w:rPr>
-      </w:pPr>
-      <w:r>
-        <w:rPr>
-          <w:rFonts w:ascii="Times New Roman" w:eastAsia="Times New Roman" w:hAnsi="Times New Roman" w:cs="Times New Roman"/>
-          <w:sz w:val="32"/>
-          <w:szCs w:val="32"/>
-        </w:rPr>
-        <w:t>Real-World Skills</w:t>
-      </w:r>
-    </w:p>
-    <w:p>
-      <w:pPr>
-        <w:numPr>
-          <w:ilvl w:val="1"/>
-          <w:numId w:val="2"/>
-        </w:numPr>
-        <w:rPr>
-          <w:rFonts w:ascii="Times New Roman" w:eastAsia="Times New Roman" w:hAnsi="Times New Roman" w:cs="Times New Roman"/>
-          <w:sz w:val="28"/>
-          <w:szCs w:val="28"/>
-        </w:rPr>
-      </w:pPr>
-      <w:r>
-        <w:rPr>
-          <w:rFonts w:ascii="Times New Roman" w:eastAsia="Times New Roman" w:hAnsi="Times New Roman" w:cs="Times New Roman"/>
-          <w:sz w:val="32"/>
-          <w:szCs w:val="32"/>
-        </w:rPr>
-        <w:t>Unique Features</w:t>
-      </w:r>
-    </w:p>
-    <w:p>
-      <w:pPr>
-        <w:numPr>
-          <w:ilvl w:val="2"/>
-          <w:numId w:val="2"/>
-        </w:numPr>
-        <w:rPr>
-          <w:rFonts w:ascii="Times New Roman" w:eastAsia="Times New Roman" w:hAnsi="Times New Roman" w:cs="Times New Roman"/>
-          <w:sz w:val="28"/>
-          <w:szCs w:val="28"/>
-        </w:rPr>
-      </w:pPr>
-      <w:r>
-        <w:rPr>
-          <w:rFonts w:ascii="Times New Roman" w:eastAsia="Times New Roman" w:hAnsi="Times New Roman" w:cs="Times New Roman"/>
-          <w:sz w:val="32"/>
-          <w:szCs w:val="32"/>
-        </w:rPr>
-        <w:t>Wide Range of Topics</w:t>
-      </w:r>
-    </w:p>
-    <w:p>
-      <w:pPr>
-        <w:numPr>
-          <w:ilvl w:val="2"/>
-          <w:numId w:val="2"/>
-        </w:numPr>
-        <w:rPr>
-          <w:rFonts w:ascii="Times New Roman" w:eastAsia="Times New Roman" w:hAnsi="Times New Roman" w:cs="Times New Roman"/>
-          <w:sz w:val="28"/>
-          <w:szCs w:val="28"/>
-        </w:rPr>
-      </w:pPr>
-      <w:r>
-        <w:rPr>
-          <w:rFonts w:ascii="Times New Roman" w:eastAsia="Times New Roman" w:hAnsi="Times New Roman" w:cs="Times New Roman"/>
-          <w:sz w:val="32"/>
-          <w:szCs w:val="32"/>
-        </w:rPr>
-        <w:lastRenderedPageBreak/>
-        <w:t>Timed Decryption Tasks</w:t>
-      </w:r>
-    </w:p>
-    <w:p>
-      <w:pPr>
-        <w:numPr>
-          <w:ilvl w:val="2"/>
-          <w:numId w:val="2"/>
-        </w:numPr>
-        <w:rPr>
-          <w:rFonts w:ascii="Times New Roman" w:eastAsia="Times New Roman" w:hAnsi="Times New Roman" w:cs="Times New Roman"/>
-          <w:sz w:val="28"/>
-          <w:szCs w:val="28"/>
-        </w:rPr>
-      </w:pPr>
-      <w:r>
-        <w:rPr>
-          <w:rFonts w:ascii="Times New Roman" w:eastAsia="Times New Roman" w:hAnsi="Times New Roman" w:cs="Times New Roman"/>
-          <w:sz w:val="32"/>
-          <w:szCs w:val="32"/>
-        </w:rPr>
-        <w:t>Track Your Progress</w:t>
-      </w:r>
-    </w:p>
-    <w:p>
-      <w:pPr>
-        <w:numPr>
-          <w:ilvl w:val="1"/>
-          <w:numId w:val="2"/>
-        </w:numPr>
-        <w:rPr>
-          <w:rFonts w:ascii="Times New Roman" w:eastAsia="Times New Roman" w:hAnsi="Times New Roman" w:cs="Times New Roman"/>
-          <w:sz w:val="28"/>
-          <w:szCs w:val="28"/>
-        </w:rPr>
-      </w:pPr>
-      <w:r>
-        <w:rPr>
-          <w:rFonts w:ascii="Times New Roman" w:eastAsia="Times New Roman" w:hAnsi="Times New Roman" w:cs="Times New Roman"/>
-          <w:sz w:val="32"/>
-          <w:szCs w:val="32"/>
-        </w:rPr>
-        <w:t>Criteria for Success</w:t>
-      </w:r>
-    </w:p>
-    <w:p>
-      <w:pPr>
-        <w:numPr>
-          <w:ilvl w:val="2"/>
-          <w:numId w:val="2"/>
-        </w:numPr>
-        <w:rPr>
-          <w:rFonts w:ascii="Times New Roman" w:eastAsia="Times New Roman" w:hAnsi="Times New Roman" w:cs="Times New Roman"/>
-          <w:sz w:val="28"/>
-          <w:szCs w:val="28"/>
-        </w:rPr>
-      </w:pPr>
-      <w:r>
-        <w:rPr>
-          <w:rFonts w:ascii="Times New Roman" w:eastAsia="Times New Roman" w:hAnsi="Times New Roman" w:cs="Times New Roman"/>
-          <w:sz w:val="32"/>
-          <w:szCs w:val="32"/>
-        </w:rPr>
-        <w:t>Keeping Players Interested</w:t>
-      </w:r>
-    </w:p>
-    <w:p>
-      <w:pPr>
-        <w:numPr>
-          <w:ilvl w:val="2"/>
-          <w:numId w:val="2"/>
-        </w:numPr>
-        <w:rPr>
-          <w:rFonts w:ascii="Times New Roman" w:eastAsia="Times New Roman" w:hAnsi="Times New Roman" w:cs="Times New Roman"/>
-          <w:sz w:val="28"/>
-          <w:szCs w:val="28"/>
-        </w:rPr>
-      </w:pPr>
-      <w:r>
-        <w:rPr>
-          <w:rFonts w:ascii="Times New Roman" w:eastAsia="Times New Roman" w:hAnsi="Times New Roman" w:cs="Times New Roman"/>
-          <w:sz w:val="32"/>
-          <w:szCs w:val="32"/>
-        </w:rPr>
-        <w:t>Game Runs Smoothly</w:t>
-      </w:r>
-    </w:p>
-    <w:p>
-      <w:pPr>
-        <w:numPr>
-          <w:ilvl w:val="2"/>
-          <w:numId w:val="2"/>
-        </w:numPr>
-        <w:rPr>
-          <w:rFonts w:ascii="Times New Roman" w:eastAsia="Times New Roman" w:hAnsi="Times New Roman" w:cs="Times New Roman"/>
-          <w:sz w:val="28"/>
-          <w:szCs w:val="28"/>
-        </w:rPr>
-      </w:pPr>
-      <w:r>
-        <w:rPr>
-          <w:rFonts w:ascii="Times New Roman" w:eastAsia="Times New Roman" w:hAnsi="Times New Roman" w:cs="Times New Roman"/>
-          <w:sz w:val="32"/>
-          <w:szCs w:val="32"/>
-        </w:rPr>
-        <w:t>Positive Feedback</w:t>
-      </w:r>
-    </w:p>
-    <w:p>
-      <w:pPr>
-        <w:numPr>
-          <w:ilvl w:val="0"/>
-          <w:numId w:val="2"/>
-        </w:numPr>
-        <w:rPr>
-          <w:rFonts w:ascii="Times New Roman" w:eastAsia="Times New Roman" w:hAnsi="Times New Roman" w:cs="Times New Roman"/>
-        </w:rPr>
-      </w:pPr>
-      <w:r>
-        <w:rPr>
-          <w:rFonts w:ascii="Times New Roman" w:eastAsia="Times New Roman" w:hAnsi="Times New Roman" w:cs="Times New Roman"/>
-          <w:b/>
-          <w:sz w:val="32"/>
-          <w:szCs w:val="32"/>
-        </w:rPr>
-        <w:t>The Process</w:t>
-      </w:r>
-    </w:p>
-    <w:p>
-      <w:pPr>
-        <w:numPr>
-          <w:ilvl w:val="1"/>
-          <w:numId w:val="2"/>
-        </w:numPr>
-        <w:rPr>
-          <w:rFonts w:ascii="Times New Roman" w:eastAsia="Times New Roman" w:hAnsi="Times New Roman" w:cs="Times New Roman"/>
-          <w:sz w:val="28"/>
-          <w:szCs w:val="28"/>
-        </w:rPr>
-      </w:pPr>
-      <w:r>
-        <w:rPr>
-          <w:rFonts w:ascii="Times New Roman" w:eastAsia="Times New Roman" w:hAnsi="Times New Roman" w:cs="Times New Roman"/>
-          <w:sz w:val="32"/>
-          <w:szCs w:val="32"/>
-        </w:rPr>
-        <w:t>Research - Unity and Game Development</w:t>
-      </w:r>
-    </w:p>
-    <w:p>
-      <w:pPr>
-        <w:numPr>
-          <w:ilvl w:val="1"/>
-          <w:numId w:val="2"/>
-        </w:numPr>
-        <w:rPr>
-          <w:rFonts w:ascii="Times New Roman" w:eastAsia="Times New Roman" w:hAnsi="Times New Roman" w:cs="Times New Roman"/>
-          <w:sz w:val="28"/>
-          <w:szCs w:val="28"/>
-        </w:rPr>
-      </w:pPr>
-      <w:r>
-        <w:rPr>
-          <w:rFonts w:ascii="Times New Roman" w:eastAsia="Times New Roman" w:hAnsi="Times New Roman" w:cs="Times New Roman"/>
-          <w:sz w:val="32"/>
-          <w:szCs w:val="32"/>
-        </w:rPr>
-        <w:t>Methodology and Development Process</w:t>
-      </w:r>
-    </w:p>
-    <w:p>
-      <w:pPr>
-        <w:numPr>
-          <w:ilvl w:val="0"/>
-          <w:numId w:val="2"/>
-        </w:numPr>
-        <w:rPr>
-          <w:rFonts w:ascii="Times New Roman" w:eastAsia="Times New Roman" w:hAnsi="Times New Roman" w:cs="Times New Roman"/>
-        </w:rPr>
-      </w:pPr>
-      <w:r>
-        <w:rPr>
-          <w:rFonts w:ascii="Times New Roman" w:eastAsia="Times New Roman" w:hAnsi="Times New Roman" w:cs="Times New Roman"/>
-          <w:b/>
-          <w:sz w:val="32"/>
-          <w:szCs w:val="32"/>
-        </w:rPr>
-        <w:t>Product</w:t>
-      </w:r>
-    </w:p>
-    <w:p>
-      <w:pPr>
-        <w:numPr>
-          <w:ilvl w:val="1"/>
-          <w:numId w:val="2"/>
-        </w:numPr>
-        <w:rPr>
-          <w:rFonts w:ascii="Times New Roman" w:eastAsia="Times New Roman" w:hAnsi="Times New Roman" w:cs="Times New Roman"/>
-          <w:sz w:val="28"/>
-          <w:szCs w:val="28"/>
-        </w:rPr>
-      </w:pPr>
-      <w:r>
-        <w:rPr>
-          <w:rFonts w:ascii="Times New Roman" w:eastAsia="Times New Roman" w:hAnsi="Times New Roman" w:cs="Times New Roman"/>
-          <w:sz w:val="32"/>
-          <w:szCs w:val="32"/>
-        </w:rPr>
-        <w:t>Requirements</w:t>
-      </w:r>
-    </w:p>
-    <w:p>
-      <w:pPr>
-        <w:numPr>
-          <w:ilvl w:val="2"/>
-          <w:numId w:val="2"/>
-        </w:numPr>
-        <w:rPr>
-          <w:rFonts w:ascii="Times New Roman" w:eastAsia="Times New Roman" w:hAnsi="Times New Roman" w:cs="Times New Roman"/>
-          <w:sz w:val="28"/>
-          <w:szCs w:val="28"/>
-        </w:rPr>
-      </w:pPr>
-      <w:r>
-        <w:rPr>
-          <w:rFonts w:ascii="Times New Roman" w:eastAsia="Times New Roman" w:hAnsi="Times New Roman" w:cs="Times New Roman"/>
-          <w:sz w:val="32"/>
-          <w:szCs w:val="32"/>
-        </w:rPr>
-        <w:t>Functional</w:t>
-      </w:r>
-    </w:p>
-    <w:p>
-      <w:pPr>
-        <w:numPr>
-          <w:ilvl w:val="2"/>
-          <w:numId w:val="2"/>
-        </w:numPr>
-        <w:rPr>
-          <w:rFonts w:ascii="Times New Roman" w:eastAsia="Times New Roman" w:hAnsi="Times New Roman" w:cs="Times New Roman"/>
-          <w:sz w:val="28"/>
-          <w:szCs w:val="28"/>
-        </w:rPr>
-      </w:pPr>
-      <w:r>
-        <w:rPr>
-          <w:rFonts w:ascii="Times New Roman" w:eastAsia="Times New Roman" w:hAnsi="Times New Roman" w:cs="Times New Roman"/>
-          <w:sz w:val="32"/>
-          <w:szCs w:val="32"/>
-        </w:rPr>
-        <w:t>Non-Functional</w:t>
-      </w:r>
-    </w:p>
-    <w:p>
-      <w:pPr>
-        <w:numPr>
-          <w:ilvl w:val="1"/>
-          <w:numId w:val="2"/>
-        </w:numPr>
-        <w:rPr>
-          <w:rFonts w:ascii="Times New Roman" w:eastAsia="Times New Roman" w:hAnsi="Times New Roman" w:cs="Times New Roman"/>
-          <w:sz w:val="28"/>
-          <w:szCs w:val="28"/>
-        </w:rPr>
-      </w:pPr>
-      <w:r>
-        <w:rPr>
-          <w:rFonts w:ascii="Times New Roman" w:eastAsia="Times New Roman" w:hAnsi="Times New Roman" w:cs="Times New Roman"/>
-          <w:sz w:val="32"/>
-          <w:szCs w:val="32"/>
-        </w:rPr>
-        <w:t>Architecture Overview</w:t>
-      </w:r>
-    </w:p>
-    <w:p>
-      <w:pPr>
-        <w:numPr>
-          <w:ilvl w:val="1"/>
-          <w:numId w:val="2"/>
-        </w:numPr>
-        <w:rPr>
-          <w:rFonts w:ascii="Times New Roman" w:eastAsia="Times New Roman" w:hAnsi="Times New Roman" w:cs="Times New Roman"/>
-          <w:sz w:val="28"/>
-          <w:szCs w:val="28"/>
-        </w:rPr>
-      </w:pPr>
-      <w:r>
-        <w:rPr>
-          <w:rFonts w:ascii="Times New Roman" w:eastAsia="Times New Roman" w:hAnsi="Times New Roman" w:cs="Times New Roman"/>
-          <w:sz w:val="32"/>
-          <w:szCs w:val="32"/>
-        </w:rPr>
-        <w:t>Scenes and Flow (Prototype)</w:t>
-      </w:r>
-    </w:p>
-    <w:p>
-      <w:pPr>
-        <w:numPr>
-          <w:ilvl w:val="1"/>
-          <w:numId w:val="2"/>
-        </w:numPr>
-        <w:rPr>
-          <w:rFonts w:ascii="Times New Roman" w:eastAsia="Times New Roman" w:hAnsi="Times New Roman" w:cs="Times New Roman"/>
-          <w:sz w:val="28"/>
-          <w:szCs w:val="28"/>
-        </w:rPr>
-      </w:pPr>
-      <w:r>
-        <w:rPr>
-          <w:rFonts w:ascii="Times New Roman" w:eastAsia="Times New Roman" w:hAnsi="Times New Roman" w:cs="Times New Roman"/>
-          <w:sz w:val="32"/>
-          <w:szCs w:val="32"/>
-        </w:rPr>
-        <w:t>Data storage</w:t>
-      </w:r>
-    </w:p>
-    <w:p>
-      <w:pPr>
-        <w:numPr>
-          <w:ilvl w:val="1"/>
-          <w:numId w:val="2"/>
-        </w:numPr>
-        <w:rPr>
-          <w:rFonts w:ascii="Times New Roman" w:eastAsia="Times New Roman" w:hAnsi="Times New Roman" w:cs="Times New Roman"/>
-          <w:sz w:val="28"/>
-          <w:szCs w:val="28"/>
-        </w:rPr>
-      </w:pPr>
-      <w:r>
-        <w:rPr>
-          <w:rFonts w:ascii="Times New Roman" w:eastAsia="Times New Roman" w:hAnsi="Times New Roman" w:cs="Times New Roman"/>
-          <w:sz w:val="32"/>
-          <w:szCs w:val="32"/>
-        </w:rPr>
-        <w:t>Diagrams</w:t>
-      </w:r>
-    </w:p>
-    <w:p>
-      <w:pPr>
-        <w:numPr>
-          <w:ilvl w:val="2"/>
-          <w:numId w:val="2"/>
-        </w:numPr>
-        <w:rPr>
-          <w:rFonts w:ascii="Times New Roman" w:eastAsia="Times New Roman" w:hAnsi="Times New Roman" w:cs="Times New Roman"/>
-          <w:sz w:val="28"/>
-          <w:szCs w:val="28"/>
-        </w:rPr>
-      </w:pPr>
-      <w:r>
-        <w:rPr>
-          <w:rFonts w:ascii="Times New Roman" w:eastAsia="Times New Roman" w:hAnsi="Times New Roman" w:cs="Times New Roman"/>
-          <w:sz w:val="32"/>
-          <w:szCs w:val="32"/>
-        </w:rPr>
-        <w:t>Use Case</w:t>
-      </w:r>
-    </w:p>
-    <w:p>
-      <w:pPr>
-        <w:numPr>
-          <w:ilvl w:val="2"/>
-          <w:numId w:val="2"/>
-        </w:numPr>
-        <w:rPr>
-          <w:rFonts w:ascii="Times New Roman" w:eastAsia="Times New Roman" w:hAnsi="Times New Roman" w:cs="Times New Roman"/>
-          <w:sz w:val="28"/>
-          <w:szCs w:val="28"/>
-        </w:rPr>
-      </w:pPr>
-      <w:r>
-        <w:rPr>
-          <w:rFonts w:ascii="Times New Roman" w:eastAsia="Times New Roman" w:hAnsi="Times New Roman" w:cs="Times New Roman"/>
-          <w:sz w:val="32"/>
-          <w:szCs w:val="32"/>
-        </w:rPr>
-        <w:t>Activity</w:t>
-      </w:r>
-    </w:p>
-    <w:p>
-      <w:pPr>
-        <w:numPr>
-          <w:ilvl w:val="2"/>
-          <w:numId w:val="2"/>
-        </w:numPr>
-        <w:rPr>
-          <w:rFonts w:ascii="Times New Roman" w:eastAsia="Times New Roman" w:hAnsi="Times New Roman" w:cs="Times New Roman"/>
-          <w:sz w:val="28"/>
-          <w:szCs w:val="28"/>
-        </w:rPr>
-      </w:pPr>
-      <w:r>
-        <w:rPr>
-          <w:rFonts w:ascii="Times New Roman" w:eastAsia="Times New Roman" w:hAnsi="Times New Roman" w:cs="Times New Roman"/>
-          <w:sz w:val="32"/>
-          <w:szCs w:val="32"/>
-        </w:rPr>
-        <w:t>Class</w:t>
-      </w:r>
-    </w:p>
-    <w:p>
-      <w:pPr>
-        <w:numPr>
-          <w:ilvl w:val="2"/>
-          <w:numId w:val="2"/>
-        </w:numPr>
-        <w:rPr>
-          <w:rFonts w:ascii="Times New Roman" w:eastAsia="Times New Roman" w:hAnsi="Times New Roman" w:cs="Times New Roman"/>
-          <w:sz w:val="28"/>
-          <w:szCs w:val="28"/>
-        </w:rPr>
-      </w:pPr>
-      <w:r>
-        <w:rPr>
-          <w:rFonts w:ascii="Times New Roman" w:eastAsia="Times New Roman" w:hAnsi="Times New Roman" w:cs="Times New Roman"/>
-          <w:sz w:val="32"/>
-          <w:szCs w:val="32"/>
-        </w:rPr>
-        <w:t>Sequence</w:t>
-      </w:r>
-    </w:p>
-    <w:p>
-      <w:pPr>
-        <w:numPr>
-          <w:ilvl w:val="0"/>
-          <w:numId w:val="2"/>
-        </w:numPr>
-        <w:rPr>
-          <w:rFonts w:ascii="Times New Roman" w:eastAsia="Times New Roman" w:hAnsi="Times New Roman" w:cs="Times New Roman"/>
-        </w:rPr>
-      </w:pPr>
-      <w:r>
-        <w:rPr>
-          <w:rFonts w:ascii="Times New Roman" w:eastAsia="Times New Roman" w:hAnsi="Times New Roman" w:cs="Times New Roman"/>
-          <w:b/>
-          <w:sz w:val="32"/>
-          <w:szCs w:val="32"/>
-        </w:rPr>
-        <w:t>Verification And Evaluation</w:t>
-      </w:r>
-    </w:p>
-    <w:p>
-      <w:pPr>
-        <w:numPr>
-          <w:ilvl w:val="1"/>
-          <w:numId w:val="2"/>
-        </w:numPr>
-        <w:rPr>
-          <w:rFonts w:ascii="Times New Roman" w:eastAsia="Times New Roman" w:hAnsi="Times New Roman" w:cs="Times New Roman"/>
-          <w:sz w:val="28"/>
-          <w:szCs w:val="28"/>
-        </w:rPr>
-      </w:pPr>
-      <w:r>
-        <w:rPr>
-          <w:rFonts w:ascii="Times New Roman" w:eastAsia="Times New Roman" w:hAnsi="Times New Roman" w:cs="Times New Roman"/>
-          <w:sz w:val="32"/>
-          <w:szCs w:val="32"/>
-        </w:rPr>
-        <w:t>Verification</w:t>
-      </w:r>
-    </w:p>
-    <w:p>
-      <w:pPr>
-        <w:numPr>
-          <w:ilvl w:val="1"/>
-          <w:numId w:val="2"/>
-        </w:numPr>
-        <w:rPr>
-          <w:rFonts w:ascii="Times New Roman" w:eastAsia="Times New Roman" w:hAnsi="Times New Roman" w:cs="Times New Roman"/>
-          <w:sz w:val="28"/>
-          <w:szCs w:val="28"/>
-        </w:rPr>
-      </w:pPr>
-      <w:r>
-        <w:rPr>
-          <w:rFonts w:ascii="Times New Roman" w:eastAsia="Times New Roman" w:hAnsi="Times New Roman" w:cs="Times New Roman"/>
-          <w:sz w:val="32"/>
-          <w:szCs w:val="32"/>
-        </w:rPr>
-        <w:t>Evaluation</w:t>
-      </w:r>
-    </w:p>
-    <w:p>
-      <w:pPr>
-        <w:numPr>
-          <w:ilvl w:val="0"/>
-          <w:numId w:val="2"/>
-        </w:numPr>
-        <w:spacing w:after="240"/>
-        <w:rPr>
-          <w:rFonts w:ascii="Times New Roman" w:eastAsia="Times New Roman" w:hAnsi="Times New Roman" w:cs="Times New Roman"/>
-        </w:rPr>
-      </w:pPr>
-      <w:r>
-        <w:rPr>
-          <w:rFonts w:ascii="Times New Roman" w:eastAsia="Times New Roman" w:hAnsi="Times New Roman" w:cs="Times New Roman"/>
-          <w:b/>
-          <w:sz w:val="32"/>
-          <w:szCs w:val="32"/>
-        </w:rPr>
         <w:t>References</w:t>
       </w:r>
     </w:p>
@@ -1767,16 +1777,14 @@
         </w:rPr>
         <w:t xml:space="preserve">"Enigma Academy" is an innovative </w:t>
       </w:r>
-      <w:proofErr w:type="gramStart"/>
-      <w:r>
-        <w:rPr>
-          <w:rFonts w:ascii="Times New Roman" w:eastAsia="Times New Roman" w:hAnsi="Times New Roman" w:cs="Times New Roman"/>
-          <w:sz w:val="24"/>
-          <w:szCs w:val="24"/>
-        </w:rPr>
-        <w:t>single-player</w:t>
-      </w:r>
-      <w:proofErr w:type="gramEnd"/>
+      <w:r>
+        <w:rPr>
+          <w:rFonts w:ascii="Times New Roman" w:eastAsia="Times New Roman" w:hAnsi="Times New Roman" w:cs="Times New Roman"/>
+          <w:sz w:val="24"/>
+          <w:szCs w:val="24"/>
+        </w:rPr>
+        <w:t>single player</w:t>
+      </w:r>
       <w:r>
         <w:rPr>
           <w:rFonts w:ascii="Times New Roman" w:eastAsia="Times New Roman" w:hAnsi="Times New Roman" w:cs="Times New Roman"/>
@@ -2004,7 +2012,6 @@
         </w:rPr>
         <w:t xml:space="preserve">"Enigma Academy" is designed to tackle this problem by turning the learning process into a fun, engaging game. This </w:t>
       </w:r>
-      <w:proofErr w:type="gramStart"/>
       <w:r>
         <w:rPr>
           <w:rFonts w:ascii="Times New Roman" w:eastAsia="Times New Roman" w:hAnsi="Times New Roman" w:cs="Times New Roman"/>
@@ -2012,9 +2019,8 @@
           <w:sz w:val="24"/>
           <w:szCs w:val="24"/>
         </w:rPr>
-        <w:t>single-player</w:t>
-      </w:r>
-      <w:proofErr w:type="gramEnd"/>
+        <w:t>single player</w:t>
+      </w:r>
       <w:r>
         <w:rPr>
           <w:rFonts w:ascii="Times New Roman" w:eastAsia="Times New Roman" w:hAnsi="Times New Roman" w:cs="Times New Roman"/>
@@ -2382,9 +2388,8 @@
           <w:sz w:val="24"/>
           <w:szCs w:val="24"/>
         </w:rPr>
-        <w:t xml:space="preserve"> </w:t>
-      </w:r>
-      <w:proofErr w:type="spellStart"/>
+        <w:t xml:space="preserve"> C</w:t>
+      </w:r>
       <w:r>
         <w:rPr>
           <w:rFonts w:ascii="Times New Roman" w:eastAsia="Times New Roman" w:hAnsi="Times New Roman" w:cs="Times New Roman"/>
@@ -2392,9 +2397,8 @@
           <w:sz w:val="24"/>
           <w:szCs w:val="24"/>
         </w:rPr>
-        <w:t>Cryptris</w:t>
-      </w:r>
-      <w:proofErr w:type="spellEnd"/>
+        <w:t>ypher</w:t>
+      </w:r>
       <w:r>
         <w:rPr>
           <w:rFonts w:ascii="Times New Roman" w:eastAsia="Times New Roman" w:hAnsi="Times New Roman" w:cs="Times New Roman"/>
@@ -2610,18 +2614,29 @@
           <w:rFonts w:ascii="Times New Roman" w:eastAsia="Times New Roman" w:hAnsi="Times New Roman" w:cs="Times New Roman"/>
         </w:rPr>
       </w:pPr>
+    </w:p>
+    <w:p>
+      <w:pPr>
+        <w:spacing w:before="240" w:after="240"/>
+        <w:ind w:left="720"/>
+        <w:jc w:val="both"/>
+        <w:rPr>
+          <w:rFonts w:ascii="Times New Roman" w:eastAsia="Times New Roman" w:hAnsi="Times New Roman" w:cs="Times New Roman"/>
+        </w:rPr>
+      </w:pPr>
       <w:r>
         <w:rPr>
           <w:noProof/>
         </w:rPr>
+        <w:lastRenderedPageBreak/>
         <w:drawing>
-          <wp:anchor distT="114300" distB="114300" distL="114300" distR="114300" simplePos="0" relativeHeight="251658240" behindDoc="0" locked="0" layoutInCell="1" hidden="0" allowOverlap="1" wp14:anchorId="726D66AA" wp14:editId="6A08852F">
+          <wp:anchor distT="114300" distB="114300" distL="114300" distR="114300" simplePos="0" relativeHeight="251658240" behindDoc="0" locked="0" layoutInCell="1" hidden="0" allowOverlap="1" wp14:anchorId="726D66AA" wp14:editId="3458DBF0">
             <wp:simplePos x="0" y="0"/>
             <wp:positionH relativeFrom="column">
-              <wp:posOffset>499877</wp:posOffset>
+              <wp:posOffset>490220</wp:posOffset>
             </wp:positionH>
             <wp:positionV relativeFrom="paragraph">
-              <wp:posOffset>267700</wp:posOffset>
+              <wp:posOffset>-3175</wp:posOffset>
             </wp:positionV>
             <wp:extent cx="3603582" cy="1978437"/>
             <wp:effectExtent l="0" t="0" r="0" b="0"/>
@@ -2702,21 +2717,44 @@
     <w:p>
       <w:pPr>
         <w:spacing w:before="240" w:after="240"/>
+        <w:jc w:val="both"/>
+        <w:rPr>
+          <w:rFonts w:ascii="Times New Roman" w:eastAsia="Times New Roman" w:hAnsi="Times New Roman" w:cs="Times New Roman"/>
+        </w:rPr>
+      </w:pPr>
+    </w:p>
+    <w:p>
+      <w:pPr>
+        <w:spacing w:before="240" w:after="240"/>
         <w:ind w:left="720"/>
         <w:jc w:val="both"/>
         <w:rPr>
           <w:rFonts w:ascii="Times New Roman" w:eastAsia="Times New Roman" w:hAnsi="Times New Roman" w:cs="Times New Roman"/>
         </w:rPr>
       </w:pPr>
-    </w:p>
-    <w:p>
-      <w:pPr>
-        <w:spacing w:before="240" w:after="240"/>
-        <w:jc w:val="both"/>
-        <w:rPr>
-          <w:rFonts w:ascii="Times New Roman" w:eastAsia="Times New Roman" w:hAnsi="Times New Roman" w:cs="Times New Roman"/>
-        </w:rPr>
-      </w:pPr>
+      <w:r>
+        <w:rPr>
+          <w:rFonts w:ascii="Times New Roman" w:eastAsia="Times New Roman" w:hAnsi="Times New Roman" w:cs="Times New Roman"/>
+          <w:color w:val="434343"/>
+        </w:rPr>
+        <w:t xml:space="preserve">                            (</w:t>
+      </w:r>
+      <w:proofErr w:type="spellStart"/>
+      <w:r>
+        <w:rPr>
+          <w:rFonts w:ascii="Times New Roman" w:eastAsia="Times New Roman" w:hAnsi="Times New Roman" w:cs="Times New Roman"/>
+          <w:color w:val="434343"/>
+        </w:rPr>
+        <w:t>CryptoClub</w:t>
+      </w:r>
+      <w:proofErr w:type="spellEnd"/>
+      <w:r>
+        <w:rPr>
+          <w:rFonts w:ascii="Times New Roman" w:eastAsia="Times New Roman" w:hAnsi="Times New Roman" w:cs="Times New Roman"/>
+          <w:color w:val="434343"/>
+        </w:rPr>
+        <w:t xml:space="preserve"> homepage)</w:t>
+      </w:r>
     </w:p>
     <w:p>
       <w:pPr>
@@ -2725,20 +2763,24 @@
         <w:jc w:val="both"/>
         <w:rPr>
           <w:rFonts w:ascii="Times New Roman" w:eastAsia="Times New Roman" w:hAnsi="Times New Roman" w:cs="Times New Roman"/>
-        </w:rPr>
-      </w:pPr>
-      <w:r>
-        <w:rPr>
-          <w:rFonts w:ascii="Times New Roman" w:eastAsia="Times New Roman" w:hAnsi="Times New Roman" w:cs="Times New Roman"/>
-          <w:color w:val="434343"/>
-        </w:rPr>
-        <w:t xml:space="preserve">                            (</w:t>
+          <w:sz w:val="24"/>
+          <w:szCs w:val="24"/>
+        </w:rPr>
+      </w:pPr>
+      <w:r>
+        <w:rPr>
+          <w:rFonts w:ascii="Times New Roman" w:eastAsia="Times New Roman" w:hAnsi="Times New Roman" w:cs="Times New Roman"/>
+          <w:sz w:val="24"/>
+          <w:szCs w:val="24"/>
+        </w:rPr>
+        <w:t xml:space="preserve">The homepage of </w:t>
       </w:r>
       <w:proofErr w:type="spellStart"/>
       <w:r>
         <w:rPr>
           <w:rFonts w:ascii="Times New Roman" w:eastAsia="Times New Roman" w:hAnsi="Times New Roman" w:cs="Times New Roman"/>
-          <w:color w:val="434343"/>
+          <w:sz w:val="24"/>
+          <w:szCs w:val="24"/>
         </w:rPr>
         <w:t>CryptoClub</w:t>
       </w:r>
@@ -2746,9 +2788,28 @@
       <w:r>
         <w:rPr>
           <w:rFonts w:ascii="Times New Roman" w:eastAsia="Times New Roman" w:hAnsi="Times New Roman" w:cs="Times New Roman"/>
-          <w:color w:val="434343"/>
-        </w:rPr>
-        <w:t xml:space="preserve"> homepage)</w:t>
+          <w:sz w:val="24"/>
+          <w:szCs w:val="24"/>
+        </w:rPr>
+        <w:t xml:space="preserve">, primarily functions as an educational portal rather than a standalone interactive game. It does not immediately immerse users in a game-like environment; rather, it serves as a gateway to various educational resources and activities. The site includes sections such as Cipher Tools, Challenges, Games, Comics, and Badges, but these are accessed individually rather than being integrated into a continuous game narrative or gameplay experience. They have downloadable games in the games section that you </w:t>
+      </w:r>
+      <w:proofErr w:type="gramStart"/>
+      <w:r>
+        <w:rPr>
+          <w:rFonts w:ascii="Times New Roman" w:eastAsia="Times New Roman" w:hAnsi="Times New Roman" w:cs="Times New Roman"/>
+          <w:sz w:val="24"/>
+          <w:szCs w:val="24"/>
+        </w:rPr>
+        <w:t>have to</w:t>
+      </w:r>
+      <w:proofErr w:type="gramEnd"/>
+      <w:r>
+        <w:rPr>
+          <w:rFonts w:ascii="Times New Roman" w:eastAsia="Times New Roman" w:hAnsi="Times New Roman" w:cs="Times New Roman"/>
+          <w:sz w:val="24"/>
+          <w:szCs w:val="24"/>
+        </w:rPr>
+        <w:t xml:space="preserve"> use cryptography in order to finish the game. Each game must be individually accessed and does not seamlessly connect with the other components offered on the homepage.</w:t>
       </w:r>
     </w:p>
     <w:p>
@@ -2758,53 +2819,19 @@
         <w:jc w:val="both"/>
         <w:rPr>
           <w:rFonts w:ascii="Times New Roman" w:eastAsia="Times New Roman" w:hAnsi="Times New Roman" w:cs="Times New Roman"/>
-          <w:sz w:val="24"/>
-          <w:szCs w:val="24"/>
-        </w:rPr>
-      </w:pPr>
-      <w:r>
-        <w:rPr>
-          <w:rFonts w:ascii="Times New Roman" w:eastAsia="Times New Roman" w:hAnsi="Times New Roman" w:cs="Times New Roman"/>
-          <w:sz w:val="24"/>
-          <w:szCs w:val="24"/>
-        </w:rPr>
-        <w:t xml:space="preserve">The homepage of </w:t>
-      </w:r>
-      <w:proofErr w:type="spellStart"/>
-      <w:r>
-        <w:rPr>
-          <w:rFonts w:ascii="Times New Roman" w:eastAsia="Times New Roman" w:hAnsi="Times New Roman" w:cs="Times New Roman"/>
-          <w:sz w:val="24"/>
-          <w:szCs w:val="24"/>
-        </w:rPr>
-        <w:t>CryptoClub</w:t>
-      </w:r>
-      <w:proofErr w:type="spellEnd"/>
-      <w:r>
-        <w:rPr>
-          <w:rFonts w:ascii="Times New Roman" w:eastAsia="Times New Roman" w:hAnsi="Times New Roman" w:cs="Times New Roman"/>
-          <w:sz w:val="24"/>
-          <w:szCs w:val="24"/>
-        </w:rPr>
-        <w:t xml:space="preserve">, primarily functions as an educational portal rather than a standalone interactive game. It does not immediately immerse users in a game-like environment; rather, it serves as a gateway to various educational resources and activities. The site includes sections such as Cipher Tools, Challenges, Games, Comics, and Badges, but these are accessed individually rather than being integrated into a continuous game narrative or gameplay experience. They have downloadable games in the games section that you </w:t>
-      </w:r>
-      <w:proofErr w:type="gramStart"/>
-      <w:r>
-        <w:rPr>
-          <w:rFonts w:ascii="Times New Roman" w:eastAsia="Times New Roman" w:hAnsi="Times New Roman" w:cs="Times New Roman"/>
-          <w:sz w:val="24"/>
-          <w:szCs w:val="24"/>
-        </w:rPr>
-        <w:t>have to</w:t>
-      </w:r>
-      <w:proofErr w:type="gramEnd"/>
-      <w:r>
-        <w:rPr>
-          <w:rFonts w:ascii="Times New Roman" w:eastAsia="Times New Roman" w:hAnsi="Times New Roman" w:cs="Times New Roman"/>
-          <w:sz w:val="24"/>
-          <w:szCs w:val="24"/>
-        </w:rPr>
-        <w:t xml:space="preserve"> use cryptography in order to finish the game. Each game must be individually accessed and does not seamlessly connect with the other components offered on the homepage.</w:t>
+          <w:b/>
+          <w:sz w:val="24"/>
+          <w:szCs w:val="24"/>
+        </w:rPr>
+      </w:pPr>
+      <w:r>
+        <w:rPr>
+          <w:rFonts w:ascii="Times New Roman" w:eastAsia="Times New Roman" w:hAnsi="Times New Roman" w:cs="Times New Roman"/>
+          <w:b/>
+          <w:sz w:val="24"/>
+          <w:szCs w:val="24"/>
+        </w:rPr>
+        <w:t>2.1.2 Cypher</w:t>
       </w:r>
     </w:p>
     <w:p>
@@ -2814,28 +2841,6 @@
         <w:jc w:val="both"/>
         <w:rPr>
           <w:rFonts w:ascii="Times New Roman" w:eastAsia="Times New Roman" w:hAnsi="Times New Roman" w:cs="Times New Roman"/>
-          <w:b/>
-          <w:sz w:val="24"/>
-          <w:szCs w:val="24"/>
-        </w:rPr>
-      </w:pPr>
-      <w:r>
-        <w:rPr>
-          <w:rFonts w:ascii="Times New Roman" w:eastAsia="Times New Roman" w:hAnsi="Times New Roman" w:cs="Times New Roman"/>
-          <w:b/>
-          <w:sz w:val="24"/>
-          <w:szCs w:val="24"/>
-        </w:rPr>
-        <w:t>2.1.2 Cypher</w:t>
-      </w:r>
-    </w:p>
-    <w:p>
-      <w:pPr>
-        <w:spacing w:before="240" w:after="240"/>
-        <w:ind w:left="720"/>
-        <w:jc w:val="both"/>
-        <w:rPr>
-          <w:rFonts w:ascii="Times New Roman" w:eastAsia="Times New Roman" w:hAnsi="Times New Roman" w:cs="Times New Roman"/>
           <w:sz w:val="24"/>
           <w:szCs w:val="24"/>
         </w:rPr>
@@ -2848,16 +2853,14 @@
         </w:rPr>
         <w:t xml:space="preserve">Cypher is a </w:t>
       </w:r>
-      <w:proofErr w:type="gramStart"/>
-      <w:r>
-        <w:rPr>
-          <w:rFonts w:ascii="Times New Roman" w:eastAsia="Times New Roman" w:hAnsi="Times New Roman" w:cs="Times New Roman"/>
-          <w:sz w:val="24"/>
-          <w:szCs w:val="24"/>
-        </w:rPr>
-        <w:t>first person</w:t>
-      </w:r>
-      <w:proofErr w:type="gramEnd"/>
+      <w:r>
+        <w:rPr>
+          <w:rFonts w:ascii="Times New Roman" w:eastAsia="Times New Roman" w:hAnsi="Times New Roman" w:cs="Times New Roman"/>
+          <w:sz w:val="24"/>
+          <w:szCs w:val="24"/>
+        </w:rPr>
+        <w:t>first-person</w:t>
+      </w:r>
       <w:r>
         <w:rPr>
           <w:rFonts w:ascii="Times New Roman" w:eastAsia="Times New Roman" w:hAnsi="Times New Roman" w:cs="Times New Roman"/>
@@ -3738,14 +3741,12 @@
               </w:rPr>
               <w:t xml:space="preserve">Puzzle-based gameplay </w:t>
             </w:r>
-            <w:proofErr w:type="spellStart"/>
             <w:r>
               <w:rPr>
                 <w:rFonts w:ascii="Times New Roman" w:eastAsia="Times New Roman" w:hAnsi="Times New Roman" w:cs="Times New Roman"/>
               </w:rPr>
-              <w:t>centered</w:t>
+              <w:t>centred</w:t>
             </w:r>
-            <w:proofErr w:type="spellEnd"/>
             <w:r>
               <w:rPr>
                 <w:rFonts w:ascii="Times New Roman" w:eastAsia="Times New Roman" w:hAnsi="Times New Roman" w:cs="Times New Roman"/>
@@ -4198,6 +4199,7 @@
     <w:p>
       <w:pPr>
         <w:spacing w:before="240" w:after="240"/>
+        <w:ind w:left="360"/>
         <w:jc w:val="both"/>
         <w:rPr>
           <w:rFonts w:ascii="Times New Roman" w:eastAsia="Times New Roman" w:hAnsi="Times New Roman" w:cs="Times New Roman"/>
@@ -4387,18 +4389,24 @@
           <w:sz w:val="24"/>
           <w:szCs w:val="24"/>
         </w:rPr>
-        <w:t xml:space="preserve">this section is dedicated for the description of </w:t>
-      </w:r>
-      <w:proofErr w:type="gramStart"/>
-      <w:r>
-        <w:rPr>
-          <w:rFonts w:ascii="Times New Roman" w:eastAsia="Times New Roman" w:hAnsi="Times New Roman" w:cs="Times New Roman"/>
-          <w:sz w:val="24"/>
-          <w:szCs w:val="24"/>
-        </w:rPr>
-        <w:t>term ,algorithms</w:t>
-      </w:r>
-      <w:proofErr w:type="gramEnd"/>
+        <w:t>T</w:t>
+      </w:r>
+      <w:r>
+        <w:rPr>
+          <w:rFonts w:ascii="Times New Roman" w:eastAsia="Times New Roman" w:hAnsi="Times New Roman" w:cs="Times New Roman"/>
+          <w:sz w:val="24"/>
+          <w:szCs w:val="24"/>
+        </w:rPr>
+        <w:t xml:space="preserve">his section is dedicated for the description of </w:t>
+      </w:r>
+      <w:r>
+        <w:rPr>
+          <w:rFonts w:ascii="Times New Roman" w:eastAsia="Times New Roman" w:hAnsi="Times New Roman" w:cs="Times New Roman"/>
+          <w:sz w:val="24"/>
+          <w:szCs w:val="24"/>
+        </w:rPr>
+        <w:t>term, algorithms</w:t>
+      </w:r>
       <w:r>
         <w:rPr>
           <w:rFonts w:ascii="Times New Roman" w:eastAsia="Times New Roman" w:hAnsi="Times New Roman" w:cs="Times New Roman"/>
@@ -5843,7 +5851,6 @@
         </w:rPr>
         <w:t xml:space="preserve">3.2.2. Visual Learning Techniques </w:t>
       </w:r>
-      <w:proofErr w:type="gramStart"/>
       <w:r>
         <w:rPr>
           <w:rFonts w:ascii="Times New Roman" w:eastAsia="Times New Roman" w:hAnsi="Times New Roman" w:cs="Times New Roman"/>
@@ -5852,9 +5859,8 @@
           <w:sz w:val="24"/>
           <w:szCs w:val="24"/>
         </w:rPr>
-        <w:t>we</w:t>
-      </w:r>
-      <w:proofErr w:type="gramEnd"/>
+        <w:t>We</w:t>
+      </w:r>
       <w:r>
         <w:rPr>
           <w:rFonts w:ascii="Times New Roman" w:eastAsia="Times New Roman" w:hAnsi="Times New Roman" w:cs="Times New Roman"/>
@@ -5970,7 +5976,7 @@
           <w:szCs w:val="24"/>
         </w:rPr>
         <w:lastRenderedPageBreak/>
-        <w:t xml:space="preserve">The inventory resembles an open book, where encrypted and decrypted texts are displayed side by side. Players can visually compare results after applying tools, reinforcing their understanding of cryptographic methods. Players are able to save any text they find in the </w:t>
+        <w:t xml:space="preserve">The inventory resembles an open book, where encrypted and decrypted texts are displayed side by side. Players can visually compare results after applying tools, reinforcing their understanding of cryptographic methods. Players </w:t>
       </w:r>
       <w:proofErr w:type="gramStart"/>
       <w:r>
@@ -5979,7 +5985,7 @@
           <w:sz w:val="24"/>
           <w:szCs w:val="24"/>
         </w:rPr>
-        <w:t>game ,</w:t>
+        <w:t>are able to</w:t>
       </w:r>
       <w:proofErr w:type="gramEnd"/>
       <w:r>
@@ -5988,7 +5994,39 @@
           <w:sz w:val="24"/>
           <w:szCs w:val="24"/>
         </w:rPr>
-        <w:t xml:space="preserve"> they can even save decrypted texts after they use the cryptography tools in the inventory . </w:t>
+        <w:t xml:space="preserve"> save any text they find in the </w:t>
+      </w:r>
+      <w:r>
+        <w:rPr>
+          <w:rFonts w:ascii="Times New Roman" w:eastAsia="Times New Roman" w:hAnsi="Times New Roman" w:cs="Times New Roman"/>
+          <w:sz w:val="24"/>
+          <w:szCs w:val="24"/>
+        </w:rPr>
+        <w:t>game;</w:t>
+      </w:r>
+      <w:r>
+        <w:rPr>
+          <w:rFonts w:ascii="Times New Roman" w:eastAsia="Times New Roman" w:hAnsi="Times New Roman" w:cs="Times New Roman"/>
+          <w:sz w:val="24"/>
+          <w:szCs w:val="24"/>
+        </w:rPr>
+        <w:t xml:space="preserve"> they can even save decrypted texts after they use the cryptography tools in the </w:t>
+      </w:r>
+      <w:r>
+        <w:rPr>
+          <w:rFonts w:ascii="Times New Roman" w:eastAsia="Times New Roman" w:hAnsi="Times New Roman" w:cs="Times New Roman"/>
+          <w:sz w:val="24"/>
+          <w:szCs w:val="24"/>
+        </w:rPr>
+        <w:t>inventory.</w:t>
+      </w:r>
+      <w:r>
+        <w:rPr>
+          <w:rFonts w:ascii="Times New Roman" w:eastAsia="Times New Roman" w:hAnsi="Times New Roman" w:cs="Times New Roman"/>
+          <w:sz w:val="24"/>
+          <w:szCs w:val="24"/>
+        </w:rPr>
+        <w:t xml:space="preserve"> </w:t>
       </w:r>
     </w:p>
     <w:p>
@@ -6773,16 +6811,14 @@
         </w:rPr>
         <w:t xml:space="preserve">The game should be fun and exciting so that players want to keep coming back. We'll make sure the puzzles are </w:t>
       </w:r>
-      <w:proofErr w:type="gramStart"/>
-      <w:r>
-        <w:rPr>
-          <w:rFonts w:ascii="Times New Roman" w:eastAsia="Times New Roman" w:hAnsi="Times New Roman" w:cs="Times New Roman"/>
-          <w:sz w:val="24"/>
-          <w:szCs w:val="24"/>
-        </w:rPr>
-        <w:t>interesting</w:t>
-      </w:r>
-      <w:proofErr w:type="gramEnd"/>
+      <w:r>
+        <w:rPr>
+          <w:rFonts w:ascii="Times New Roman" w:eastAsia="Times New Roman" w:hAnsi="Times New Roman" w:cs="Times New Roman"/>
+          <w:sz w:val="24"/>
+          <w:szCs w:val="24"/>
+        </w:rPr>
+        <w:t>interesting,</w:t>
+      </w:r>
       <w:r>
         <w:rPr>
           <w:rFonts w:ascii="Times New Roman" w:eastAsia="Times New Roman" w:hAnsi="Times New Roman" w:cs="Times New Roman"/>
@@ -6987,16 +7023,14 @@
         <w:br/>
         <w:t xml:space="preserve">As we started using the Unity platform, we faced several challenges. The first big challenge was learning how to use all the features that Unity offers. We spent a lot of time on this to make sure we understood the basics well before moving on to </w:t>
       </w:r>
-      <w:proofErr w:type="gramStart"/>
-      <w:r>
-        <w:rPr>
-          <w:rFonts w:ascii="Times New Roman" w:eastAsia="Times New Roman" w:hAnsi="Times New Roman" w:cs="Times New Roman"/>
-          <w:sz w:val="24"/>
-          <w:szCs w:val="24"/>
-        </w:rPr>
-        <w:t>actually making</w:t>
-      </w:r>
-      <w:proofErr w:type="gramEnd"/>
+      <w:r>
+        <w:rPr>
+          <w:rFonts w:ascii="Times New Roman" w:eastAsia="Times New Roman" w:hAnsi="Times New Roman" w:cs="Times New Roman"/>
+          <w:sz w:val="24"/>
+          <w:szCs w:val="24"/>
+        </w:rPr>
+        <w:t>making</w:t>
+      </w:r>
       <w:r>
         <w:rPr>
           <w:rFonts w:ascii="Times New Roman" w:eastAsia="Times New Roman" w:hAnsi="Times New Roman" w:cs="Times New Roman"/>
@@ -7185,16 +7219,14 @@
         </w:rPr>
         <w:t xml:space="preserve">Tracking and </w:t>
       </w:r>
-      <w:proofErr w:type="spellStart"/>
-      <w:r>
-        <w:rPr>
-          <w:rFonts w:ascii="Times New Roman" w:eastAsia="Times New Roman" w:hAnsi="Times New Roman" w:cs="Times New Roman"/>
-          <w:sz w:val="24"/>
-          <w:szCs w:val="24"/>
-        </w:rPr>
-        <w:t>Analyzing</w:t>
-      </w:r>
-      <w:proofErr w:type="spellEnd"/>
+      <w:r>
+        <w:rPr>
+          <w:rFonts w:ascii="Times New Roman" w:eastAsia="Times New Roman" w:hAnsi="Times New Roman" w:cs="Times New Roman"/>
+          <w:sz w:val="24"/>
+          <w:szCs w:val="24"/>
+        </w:rPr>
+        <w:t>Analysing</w:t>
+      </w:r>
       <w:r>
         <w:rPr>
           <w:rFonts w:ascii="Times New Roman" w:eastAsia="Times New Roman" w:hAnsi="Times New Roman" w:cs="Times New Roman"/>
@@ -7482,9 +7514,8 @@
           <w:sz w:val="28"/>
           <w:szCs w:val="28"/>
         </w:rPr>
-        <w:t>6.</w:t>
-      </w:r>
-      <w:proofErr w:type="gramStart"/>
+        <w:t>6.1.</w:t>
+      </w:r>
       <w:r>
         <w:rPr>
           <w:rFonts w:ascii="Times New Roman" w:eastAsia="Times New Roman" w:hAnsi="Times New Roman" w:cs="Times New Roman"/>
@@ -7492,7 +7523,17 @@
           <w:sz w:val="28"/>
           <w:szCs w:val="28"/>
         </w:rPr>
-        <w:t>1.Requirements</w:t>
+        <w:t xml:space="preserve"> </w:t>
+      </w:r>
+      <w:proofErr w:type="gramStart"/>
+      <w:r>
+        <w:rPr>
+          <w:rFonts w:ascii="Times New Roman" w:eastAsia="Times New Roman" w:hAnsi="Times New Roman" w:cs="Times New Roman"/>
+          <w:b/>
+          <w:sz w:val="28"/>
+          <w:szCs w:val="28"/>
+        </w:rPr>
+        <w:t>Requirements</w:t>
       </w:r>
       <w:proofErr w:type="gramEnd"/>
     </w:p>
@@ -7858,16 +7899,14 @@
         </w:rPr>
         <w:t xml:space="preserve">The game must </w:t>
       </w:r>
-      <w:proofErr w:type="spellStart"/>
-      <w:r>
-        <w:rPr>
-          <w:rFonts w:ascii="Times New Roman" w:eastAsia="Times New Roman" w:hAnsi="Times New Roman" w:cs="Times New Roman"/>
-          <w:sz w:val="24"/>
-          <w:szCs w:val="24"/>
-        </w:rPr>
-        <w:t>fulfill</w:t>
-      </w:r>
-      <w:proofErr w:type="spellEnd"/>
+      <w:r>
+        <w:rPr>
+          <w:rFonts w:ascii="Times New Roman" w:eastAsia="Times New Roman" w:hAnsi="Times New Roman" w:cs="Times New Roman"/>
+          <w:sz w:val="24"/>
+          <w:szCs w:val="24"/>
+        </w:rPr>
+        <w:t>fulfil</w:t>
+      </w:r>
       <w:r>
         <w:rPr>
           <w:rFonts w:ascii="Times New Roman" w:eastAsia="Times New Roman" w:hAnsi="Times New Roman" w:cs="Times New Roman"/>
@@ -9136,6 +9175,22 @@
         </w:rPr>
         <w:t xml:space="preserve">In the main menu you will be able to start the game or access the </w:t>
       </w:r>
+      <w:r>
+        <w:rPr>
+          <w:rFonts w:ascii="Times New Roman" w:eastAsia="Times New Roman" w:hAnsi="Times New Roman" w:cs="Times New Roman"/>
+          <w:sz w:val="24"/>
+          <w:szCs w:val="24"/>
+        </w:rPr>
+        <w:t>settings,</w:t>
+      </w:r>
+      <w:r>
+        <w:rPr>
+          <w:rFonts w:ascii="Times New Roman" w:eastAsia="Times New Roman" w:hAnsi="Times New Roman" w:cs="Times New Roman"/>
+          <w:sz w:val="24"/>
+          <w:szCs w:val="24"/>
+        </w:rPr>
+        <w:t xml:space="preserve"> there you can change the basic gameplay settings (</w:t>
+      </w:r>
       <w:proofErr w:type="gramStart"/>
       <w:r>
         <w:rPr>
@@ -9143,7 +9198,7 @@
           <w:sz w:val="24"/>
           <w:szCs w:val="24"/>
         </w:rPr>
-        <w:t>settings ,</w:t>
+        <w:t>sounds ,</w:t>
       </w:r>
       <w:proofErr w:type="gramEnd"/>
       <w:r>
@@ -9152,7 +9207,7 @@
           <w:sz w:val="24"/>
           <w:szCs w:val="24"/>
         </w:rPr>
-        <w:t xml:space="preserve"> there you can change the basic gameplay settings (sounds , screen size , etc) .or exit the game (on the left bottom side).</w:t>
+        <w:t xml:space="preserve"> screen size , etc) .or exit the game (on the left bottom side).</w:t>
       </w:r>
     </w:p>
     <w:p>
@@ -9277,16 +9332,14 @@
         </w:rPr>
         <w:t xml:space="preserve">Here is how the puzzle Rooms would generally look like , there will be random selection of items the player can interact with (Bookshelves ,tables , drawers , </w:t>
       </w:r>
-      <w:proofErr w:type="spellStart"/>
-      <w:r>
-        <w:rPr>
-          <w:rFonts w:ascii="Times New Roman" w:eastAsia="Times New Roman" w:hAnsi="Times New Roman" w:cs="Times New Roman"/>
-          <w:sz w:val="24"/>
-          <w:szCs w:val="24"/>
-        </w:rPr>
-        <w:t>boxes,etc</w:t>
-      </w:r>
-      <w:proofErr w:type="spellEnd"/>
+      <w:r>
+        <w:rPr>
+          <w:rFonts w:ascii="Times New Roman" w:eastAsia="Times New Roman" w:hAnsi="Times New Roman" w:cs="Times New Roman"/>
+          <w:sz w:val="24"/>
+          <w:szCs w:val="24"/>
+        </w:rPr>
+        <w:t>boxes, etc</w:t>
+      </w:r>
       <w:r>
         <w:rPr>
           <w:rFonts w:ascii="Times New Roman" w:eastAsia="Times New Roman" w:hAnsi="Times New Roman" w:cs="Times New Roman"/>
@@ -9295,16 +9348,14 @@
         </w:rPr>
         <w:t xml:space="preserve">) in this room he will find text and clues and even crypto Tools that will help them in opening the locked door that leads to the next puzzle , each room would have a different difficulty level which would go up with each room . another important note is we are </w:t>
       </w:r>
-      <w:proofErr w:type="spellStart"/>
-      <w:r>
-        <w:rPr>
-          <w:rFonts w:ascii="Times New Roman" w:eastAsia="Times New Roman" w:hAnsi="Times New Roman" w:cs="Times New Roman"/>
-          <w:sz w:val="24"/>
-          <w:szCs w:val="24"/>
-        </w:rPr>
-        <w:t>planing</w:t>
-      </w:r>
-      <w:proofErr w:type="spellEnd"/>
+      <w:r>
+        <w:rPr>
+          <w:rFonts w:ascii="Times New Roman" w:eastAsia="Times New Roman" w:hAnsi="Times New Roman" w:cs="Times New Roman"/>
+          <w:sz w:val="24"/>
+          <w:szCs w:val="24"/>
+        </w:rPr>
+        <w:t>planning</w:t>
+      </w:r>
       <w:r>
         <w:rPr>
           <w:rFonts w:ascii="Times New Roman" w:eastAsia="Times New Roman" w:hAnsi="Times New Roman" w:cs="Times New Roman"/>
@@ -9313,16 +9364,14 @@
         </w:rPr>
         <w:t xml:space="preserve"> to make the rooms connected so that even a hint that was found in the later rooms can be used in the rooms before </w:t>
       </w:r>
-      <w:proofErr w:type="gramStart"/>
-      <w:r>
-        <w:rPr>
-          <w:rFonts w:ascii="Times New Roman" w:eastAsia="Times New Roman" w:hAnsi="Times New Roman" w:cs="Times New Roman"/>
-          <w:sz w:val="24"/>
-          <w:szCs w:val="24"/>
-        </w:rPr>
-        <w:t>it .</w:t>
-      </w:r>
-      <w:proofErr w:type="gramEnd"/>
+      <w:r>
+        <w:rPr>
+          <w:rFonts w:ascii="Times New Roman" w:eastAsia="Times New Roman" w:hAnsi="Times New Roman" w:cs="Times New Roman"/>
+          <w:sz w:val="24"/>
+          <w:szCs w:val="24"/>
+        </w:rPr>
+        <w:t>it.</w:t>
+      </w:r>
     </w:p>
     <w:p>
       <w:pPr>
@@ -9553,16 +9602,14 @@
         </w:rPr>
         <w:t>Here is an example of the door screen where the player would need to enter the password they found (note: this could also include characters and not only numbers</w:t>
       </w:r>
-      <w:proofErr w:type="gramStart"/>
-      <w:r>
-        <w:rPr>
-          <w:rFonts w:ascii="Times New Roman" w:eastAsia="Times New Roman" w:hAnsi="Times New Roman" w:cs="Times New Roman"/>
-          <w:sz w:val="24"/>
-          <w:szCs w:val="24"/>
-        </w:rPr>
-        <w:t>) .</w:t>
-      </w:r>
-      <w:proofErr w:type="gramEnd"/>
+      <w:r>
+        <w:rPr>
+          <w:rFonts w:ascii="Times New Roman" w:eastAsia="Times New Roman" w:hAnsi="Times New Roman" w:cs="Times New Roman"/>
+          <w:sz w:val="24"/>
+          <w:szCs w:val="24"/>
+        </w:rPr>
+        <w:t>).</w:t>
+      </w:r>
     </w:p>
     <w:p>
       <w:pPr>
@@ -9633,6 +9680,22 @@
         </w:rPr>
         <w:t xml:space="preserve">In our game we will be using local Data to save the player </w:t>
       </w:r>
+      <w:r>
+        <w:rPr>
+          <w:rFonts w:ascii="Times New Roman" w:eastAsia="Times New Roman" w:hAnsi="Times New Roman" w:cs="Times New Roman"/>
+          <w:sz w:val="24"/>
+          <w:szCs w:val="24"/>
+        </w:rPr>
+        <w:t>progress,</w:t>
+      </w:r>
+      <w:r>
+        <w:rPr>
+          <w:rFonts w:ascii="Times New Roman" w:eastAsia="Times New Roman" w:hAnsi="Times New Roman" w:cs="Times New Roman"/>
+          <w:sz w:val="24"/>
+          <w:szCs w:val="24"/>
+        </w:rPr>
+        <w:t xml:space="preserve"> this will </w:t>
+      </w:r>
       <w:proofErr w:type="gramStart"/>
       <w:r>
         <w:rPr>
@@ -9640,7 +9703,7 @@
           <w:sz w:val="24"/>
           <w:szCs w:val="24"/>
         </w:rPr>
-        <w:t>progress ,</w:t>
+        <w:t>include ,</w:t>
       </w:r>
       <w:proofErr w:type="gramEnd"/>
       <w:r>
@@ -9649,7 +9712,7 @@
           <w:sz w:val="24"/>
           <w:szCs w:val="24"/>
         </w:rPr>
-        <w:t xml:space="preserve"> this will include , what room the player is in , what puzzles they solve , what tools they unlocked and the text that are saved in the inventory</w:t>
+        <w:t xml:space="preserve"> what room the player is in , what puzzles they solve , what tools they unlocked and the text that are saved in the inventory</w:t>
       </w:r>
     </w:p>
     <w:p>
@@ -10072,118 +10135,142 @@
           <w:sz w:val="24"/>
           <w:szCs w:val="24"/>
         </w:rPr>
-        <w:t xml:space="preserve">verification is a process used to ensure that the game is accurately developed according to the specified requirements. It's essentially about checking if the software was built right and meets the predefined specifications set out during the planning and design </w:t>
-      </w:r>
-      <w:proofErr w:type="spellStart"/>
+        <w:t>V</w:t>
+      </w:r>
+      <w:r>
+        <w:rPr>
+          <w:rFonts w:ascii="Times New Roman" w:eastAsia="Times New Roman" w:hAnsi="Times New Roman" w:cs="Times New Roman"/>
+          <w:sz w:val="24"/>
+          <w:szCs w:val="24"/>
+        </w:rPr>
+        <w:t xml:space="preserve">erification is a process used to ensure that the game is accurately developed according to the specified requirements. It's essentially about checking if the software was built right and meets the predefined specifications set out during the planning and design </w:t>
+      </w:r>
+      <w:r>
+        <w:rPr>
+          <w:rFonts w:ascii="Times New Roman" w:eastAsia="Times New Roman" w:hAnsi="Times New Roman" w:cs="Times New Roman"/>
+          <w:sz w:val="24"/>
+          <w:szCs w:val="24"/>
+        </w:rPr>
+        <w:t>stages. For</w:t>
+      </w:r>
+      <w:r>
+        <w:rPr>
+          <w:rFonts w:ascii="Times New Roman" w:eastAsia="Times New Roman" w:hAnsi="Times New Roman" w:cs="Times New Roman"/>
+          <w:sz w:val="24"/>
+          <w:szCs w:val="24"/>
+        </w:rPr>
+        <w:t xml:space="preserve"> “Enigma Academy” we are going to use </w:t>
+      </w:r>
+      <w:r>
+        <w:rPr>
+          <w:rFonts w:ascii="Times New Roman" w:eastAsia="Times New Roman" w:hAnsi="Times New Roman" w:cs="Times New Roman"/>
+          <w:b/>
+          <w:sz w:val="24"/>
+          <w:szCs w:val="24"/>
+        </w:rPr>
+        <w:t>Unity Test Framework</w:t>
+      </w:r>
+      <w:r>
+        <w:rPr>
+          <w:rFonts w:ascii="Times New Roman" w:eastAsia="Times New Roman" w:hAnsi="Times New Roman" w:cs="Times New Roman"/>
+          <w:sz w:val="24"/>
+          <w:szCs w:val="24"/>
+        </w:rPr>
+        <w:t xml:space="preserve">. </w:t>
+      </w:r>
+      <w:r>
+        <w:rPr>
+          <w:rFonts w:ascii="Times New Roman" w:eastAsia="Times New Roman" w:hAnsi="Times New Roman" w:cs="Times New Roman"/>
+          <w:color w:val="333333"/>
+          <w:sz w:val="24"/>
+          <w:szCs w:val="24"/>
+          <w:highlight w:val="white"/>
+        </w:rPr>
+        <w:t xml:space="preserve">The Unity Test Framework (UTF) enables Unity users to test their code in both </w:t>
+      </w:r>
+      <w:r>
+        <w:rPr>
+          <w:rFonts w:ascii="Times New Roman" w:eastAsia="Times New Roman" w:hAnsi="Times New Roman" w:cs="Times New Roman"/>
+          <w:b/>
+          <w:color w:val="333333"/>
+          <w:sz w:val="24"/>
+          <w:szCs w:val="24"/>
+          <w:highlight w:val="white"/>
+        </w:rPr>
+        <w:t>Edit Mode</w:t>
+      </w:r>
+      <w:r>
+        <w:rPr>
+          <w:rFonts w:ascii="Times New Roman" w:eastAsia="Times New Roman" w:hAnsi="Times New Roman" w:cs="Times New Roman"/>
+          <w:color w:val="333333"/>
+          <w:sz w:val="24"/>
+          <w:szCs w:val="24"/>
+          <w:highlight w:val="white"/>
+        </w:rPr>
+        <w:t xml:space="preserve"> and </w:t>
+      </w:r>
+      <w:r>
+        <w:rPr>
+          <w:rFonts w:ascii="Times New Roman" w:eastAsia="Times New Roman" w:hAnsi="Times New Roman" w:cs="Times New Roman"/>
+          <w:b/>
+          <w:color w:val="333333"/>
+          <w:sz w:val="24"/>
+          <w:szCs w:val="24"/>
+          <w:highlight w:val="white"/>
+        </w:rPr>
+        <w:t>Play Mode</w:t>
+      </w:r>
+      <w:r>
+        <w:rPr>
+          <w:rFonts w:ascii="Times New Roman" w:eastAsia="Times New Roman" w:hAnsi="Times New Roman" w:cs="Times New Roman"/>
+          <w:color w:val="333333"/>
+          <w:sz w:val="24"/>
+          <w:szCs w:val="24"/>
+          <w:highlight w:val="white"/>
+        </w:rPr>
+        <w:t xml:space="preserve">, </w:t>
+      </w:r>
+      <w:r>
+        <w:rPr>
+          <w:rFonts w:ascii="Times New Roman" w:eastAsia="Times New Roman" w:hAnsi="Times New Roman" w:cs="Times New Roman"/>
+          <w:color w:val="333333"/>
+          <w:sz w:val="24"/>
+          <w:szCs w:val="24"/>
+          <w:highlight w:val="white"/>
+        </w:rPr>
+        <w:t>there</w:t>
+      </w:r>
+      <w:r>
+        <w:rPr>
+          <w:rFonts w:ascii="Times New Roman" w:eastAsia="Times New Roman" w:hAnsi="Times New Roman" w:cs="Times New Roman"/>
+          <w:color w:val="333333"/>
+          <w:sz w:val="24"/>
+          <w:szCs w:val="24"/>
+          <w:highlight w:val="white"/>
+        </w:rPr>
+        <w:t xml:space="preserve"> are two main categories of tests you can write with UTF, </w:t>
+      </w:r>
       <w:proofErr w:type="gramStart"/>
       <w:r>
         <w:rPr>
           <w:rFonts w:ascii="Times New Roman" w:eastAsia="Times New Roman" w:hAnsi="Times New Roman" w:cs="Times New Roman"/>
-          <w:sz w:val="24"/>
-          <w:szCs w:val="24"/>
-        </w:rPr>
-        <w:t>stages.For</w:t>
-      </w:r>
-      <w:proofErr w:type="spellEnd"/>
+          <w:color w:val="333333"/>
+          <w:sz w:val="24"/>
+          <w:szCs w:val="24"/>
+          <w:highlight w:val="white"/>
+        </w:rPr>
+        <w:t>Edit</w:t>
+      </w:r>
       <w:proofErr w:type="gramEnd"/>
       <w:r>
         <w:rPr>
           <w:rFonts w:ascii="Times New Roman" w:eastAsia="Times New Roman" w:hAnsi="Times New Roman" w:cs="Times New Roman"/>
-          <w:sz w:val="24"/>
-          <w:szCs w:val="24"/>
-        </w:rPr>
-        <w:t xml:space="preserve"> “Enigma Academy” we are going to use </w:t>
-      </w:r>
-      <w:r>
-        <w:rPr>
-          <w:rFonts w:ascii="Times New Roman" w:eastAsia="Times New Roman" w:hAnsi="Times New Roman" w:cs="Times New Roman"/>
-          <w:b/>
-          <w:sz w:val="24"/>
-          <w:szCs w:val="24"/>
-        </w:rPr>
-        <w:t>Unity Test Framework</w:t>
-      </w:r>
-      <w:r>
-        <w:rPr>
-          <w:rFonts w:ascii="Times New Roman" w:eastAsia="Times New Roman" w:hAnsi="Times New Roman" w:cs="Times New Roman"/>
-          <w:sz w:val="24"/>
-          <w:szCs w:val="24"/>
-        </w:rPr>
-        <w:t xml:space="preserve">. </w:t>
-      </w:r>
-      <w:r>
-        <w:rPr>
-          <w:rFonts w:ascii="Times New Roman" w:eastAsia="Times New Roman" w:hAnsi="Times New Roman" w:cs="Times New Roman"/>
           <w:color w:val="333333"/>
           <w:sz w:val="24"/>
           <w:szCs w:val="24"/>
           <w:highlight w:val="white"/>
         </w:rPr>
-        <w:t xml:space="preserve">The Unity Test Framework (UTF) enables Unity users to test their code in both </w:t>
-      </w:r>
-      <w:r>
-        <w:rPr>
-          <w:rFonts w:ascii="Times New Roman" w:eastAsia="Times New Roman" w:hAnsi="Times New Roman" w:cs="Times New Roman"/>
-          <w:b/>
-          <w:color w:val="333333"/>
-          <w:sz w:val="24"/>
-          <w:szCs w:val="24"/>
-          <w:highlight w:val="white"/>
-        </w:rPr>
-        <w:t>Edit Mode</w:t>
-      </w:r>
-      <w:r>
-        <w:rPr>
-          <w:rFonts w:ascii="Times New Roman" w:eastAsia="Times New Roman" w:hAnsi="Times New Roman" w:cs="Times New Roman"/>
-          <w:color w:val="333333"/>
-          <w:sz w:val="24"/>
-          <w:szCs w:val="24"/>
-          <w:highlight w:val="white"/>
-        </w:rPr>
-        <w:t xml:space="preserve"> and </w:t>
-      </w:r>
-      <w:r>
-        <w:rPr>
-          <w:rFonts w:ascii="Times New Roman" w:eastAsia="Times New Roman" w:hAnsi="Times New Roman" w:cs="Times New Roman"/>
-          <w:b/>
-          <w:color w:val="333333"/>
-          <w:sz w:val="24"/>
-          <w:szCs w:val="24"/>
-          <w:highlight w:val="white"/>
-        </w:rPr>
-        <w:t>Play Mode</w:t>
-      </w:r>
-      <w:r>
-        <w:rPr>
-          <w:rFonts w:ascii="Times New Roman" w:eastAsia="Times New Roman" w:hAnsi="Times New Roman" w:cs="Times New Roman"/>
-          <w:color w:val="333333"/>
-          <w:sz w:val="24"/>
-          <w:szCs w:val="24"/>
-          <w:highlight w:val="white"/>
-        </w:rPr>
-        <w:t xml:space="preserve">, </w:t>
-      </w:r>
-      <w:proofErr w:type="gramStart"/>
-      <w:r>
-        <w:rPr>
-          <w:rFonts w:ascii="Times New Roman" w:eastAsia="Times New Roman" w:hAnsi="Times New Roman" w:cs="Times New Roman"/>
-          <w:color w:val="333333"/>
-          <w:sz w:val="24"/>
-          <w:szCs w:val="24"/>
-          <w:highlight w:val="white"/>
-        </w:rPr>
-        <w:t>There</w:t>
-      </w:r>
-      <w:proofErr w:type="gramEnd"/>
-      <w:r>
-        <w:rPr>
-          <w:rFonts w:ascii="Times New Roman" w:eastAsia="Times New Roman" w:hAnsi="Times New Roman" w:cs="Times New Roman"/>
-          <w:color w:val="333333"/>
-          <w:sz w:val="24"/>
-          <w:szCs w:val="24"/>
-          <w:highlight w:val="white"/>
-        </w:rPr>
-        <w:t xml:space="preserve"> are two main categories of tests you can write with UTF, Edit mode and Play mode:</w:t>
+        <w:t xml:space="preserve"> mode and Play mode:</w:t>
       </w:r>
     </w:p>
     <w:p>
@@ -10286,7 +10373,6 @@
         </w:rPr>
         <w:t xml:space="preserve"> using the [</w:t>
       </w:r>
-      <w:proofErr w:type="spellStart"/>
       <w:r>
         <w:rPr>
           <w:rFonts w:ascii="Times New Roman" w:eastAsia="Times New Roman" w:hAnsi="Times New Roman" w:cs="Times New Roman"/>
@@ -10295,9 +10381,8 @@
           <w:szCs w:val="24"/>
           <w:highlight w:val="white"/>
         </w:rPr>
-        <w:t>UnityTest</w:t>
-      </w:r>
-      <w:proofErr w:type="spellEnd"/>
+        <w:t>Unity Test</w:t>
+      </w:r>
       <w:r>
         <w:rPr>
           <w:rFonts w:ascii="Times New Roman" w:eastAsia="Times New Roman" w:hAnsi="Times New Roman" w:cs="Times New Roman"/>
@@ -10393,7 +10478,6 @@
         </w:rPr>
         <w:t xml:space="preserve"> Unit testing is a technique that involves testing individual units or components of a game in isolation, helping to ensure bugs are caught early in the development process and that changes to the code don’t break existing functionality. Unit testing is done by writing small test cases that exercise specific </w:t>
       </w:r>
-      <w:proofErr w:type="spellStart"/>
       <w:r>
         <w:rPr>
           <w:rFonts w:ascii="Times New Roman" w:eastAsia="Times New Roman" w:hAnsi="Times New Roman" w:cs="Times New Roman"/>
@@ -10402,9 +10486,8 @@
           <w:szCs w:val="24"/>
           <w:highlight w:val="white"/>
         </w:rPr>
-        <w:t>behaviors</w:t>
-      </w:r>
-      <w:proofErr w:type="spellEnd"/>
+        <w:t>behaviours</w:t>
+      </w:r>
       <w:r>
         <w:rPr>
           <w:rFonts w:ascii="Times New Roman" w:eastAsia="Times New Roman" w:hAnsi="Times New Roman" w:cs="Times New Roman"/>
@@ -10841,7 +10924,6 @@
         </w:rPr>
         <w:t xml:space="preserve"> Functional testing evaluates the functionality of a system or software application by testing it against its functional requirements. It involves testing the system’s features, user interfaces, database interactions, and other aspects that affect its </w:t>
       </w:r>
-      <w:proofErr w:type="spellStart"/>
       <w:r>
         <w:rPr>
           <w:rFonts w:ascii="Times New Roman" w:eastAsia="Times New Roman" w:hAnsi="Times New Roman" w:cs="Times New Roman"/>
@@ -10850,9 +10932,8 @@
           <w:szCs w:val="24"/>
           <w:highlight w:val="white"/>
         </w:rPr>
-        <w:t>behavior</w:t>
-      </w:r>
-      <w:proofErr w:type="spellEnd"/>
+        <w:t>behaviour</w:t>
+      </w:r>
       <w:r>
         <w:rPr>
           <w:rFonts w:ascii="Times New Roman" w:eastAsia="Times New Roman" w:hAnsi="Times New Roman" w:cs="Times New Roman"/>
@@ -11102,7 +11183,6 @@
         </w:rPr>
         <w:t xml:space="preserve"> The games have good playability if they are easy to </w:t>
       </w:r>
-      <w:proofErr w:type="gramStart"/>
       <w:r>
         <w:rPr>
           <w:rFonts w:ascii="Times New Roman" w:eastAsia="Times New Roman" w:hAnsi="Times New Roman" w:cs="Times New Roman"/>
@@ -11111,9 +11191,8 @@
           <w:szCs w:val="24"/>
           <w:highlight w:val="white"/>
         </w:rPr>
-        <w:t>use, and</w:t>
-      </w:r>
-      <w:proofErr w:type="gramEnd"/>
+        <w:t>use and</w:t>
+      </w:r>
       <w:r>
         <w:rPr>
           <w:rFonts w:ascii="Times New Roman" w:eastAsia="Times New Roman" w:hAnsi="Times New Roman" w:cs="Times New Roman"/>
@@ -14423,7 +14502,7 @@
         <w:rFonts w:ascii="Arial" w:eastAsia="Arial" w:hAnsi="Arial" w:cs="Arial"/>
         <w:sz w:val="22"/>
         <w:szCs w:val="22"/>
-        <w:lang w:val="en-GB" w:eastAsia="en-IL" w:bidi="ar-SA"/>
+        <w:lang w:val="en-GB" w:bidi="ar-SA"/>
       </w:rPr>
     </w:rPrDefault>
     <w:pPrDefault>
